--- a/TC/Forms/03. Reglement_Interieur.docx
+++ b/TC/Forms/03. Reglement_Interieur.docx
@@ -1,33 +1,32 @@
 
 <file path=word/document.xml><?xml version="1.0" encoding="utf-8"?>
-<w:document xmlns:wpc="http://schemas.microsoft.com/office/word/2010/wordprocessingCanvas" xmlns:cx="http://schemas.microsoft.com/office/drawing/2014/chartex" xmlns:cx1="http://schemas.microsoft.com/office/drawing/2015/9/8/chartex" xmlns:cx2="http://schemas.microsoft.com/office/drawing/2015/10/21/chartex" xmlns:cx3="http://schemas.microsoft.com/office/drawing/2016/5/9/chartex" xmlns:cx4="http://schemas.microsoft.com/office/drawing/2016/5/10/chartex" xmlns:cx5="http://schemas.microsoft.com/office/drawing/2016/5/11/chartex" xmlns:cx6="http://schemas.microsoft.com/office/drawing/2016/5/12/chartex" xmlns:cx7="http://schemas.microsoft.com/office/drawing/2016/5/13/chartex" xmlns:cx8="http://schemas.microsoft.com/office/drawing/2016/5/14/chartex" xmlns:mc="http://schemas.openxmlformats.org/markup-compatibility/2006" xmlns:aink="http://schemas.microsoft.com/office/drawing/2016/ink" xmlns:am3d="http://schemas.microsoft.com/office/drawing/2017/model3d" xmlns:o="urn:schemas-microsoft-com:office:office" xmlns:oel="http://schemas.microsoft.com/office/2019/extlst" xmlns:r="http://schemas.openxmlformats.org/officeDocument/2006/relationships" xmlns:m="http://schemas.openxmlformats.org/officeDocument/2006/math" xmlns:v="urn:schemas-microsoft-com:vml" xmlns:wp14="http://schemas.microsoft.com/office/word/2010/wordprocessingDrawing" xmlns:wp="http://schemas.openxmlformats.org/drawingml/2006/wordprocessingDrawing" xmlns:w10="urn:schemas-microsoft-com:office:word" xmlns:w="http://schemas.openxmlformats.org/wordprocessingml/2006/main" xmlns:w14="http://schemas.microsoft.com/office/word/2010/wordml" xmlns:w15="http://schemas.microsoft.com/office/word/2012/wordml" xmlns:w16cex="http://schemas.microsoft.com/office/word/2018/wordml/cex" xmlns:w16cid="http://schemas.microsoft.com/office/word/2016/wordml/cid" xmlns:w16="http://schemas.microsoft.com/office/word/2018/wordml" xmlns:w16sdtdh="http://schemas.microsoft.com/office/word/2020/wordml/sdtdatahash" xmlns:w16se="http://schemas.microsoft.com/office/word/2015/wordml/symex" xmlns:wpg="http://schemas.microsoft.com/office/word/2010/wordprocessingGroup" xmlns:wpi="http://schemas.microsoft.com/office/word/2010/wordprocessingInk" xmlns:wne="http://schemas.microsoft.com/office/word/2006/wordml" xmlns:wps="http://schemas.microsoft.com/office/word/2010/wordprocessingShape" mc:Ignorable="w14 w15 w16se w16cid w16 w16cex w16sdtdh wp14">
+<w:document xmlns:wpc="http://schemas.microsoft.com/office/word/2010/wordprocessingCanvas" xmlns:cx="http://schemas.microsoft.com/office/drawing/2014/chartex" xmlns:cx1="http://schemas.microsoft.com/office/drawing/2015/9/8/chartex" xmlns:cx2="http://schemas.microsoft.com/office/drawing/2015/10/21/chartex" xmlns:cx3="http://schemas.microsoft.com/office/drawing/2016/5/9/chartex" xmlns:cx4="http://schemas.microsoft.com/office/drawing/2016/5/10/chartex" xmlns:cx5="http://schemas.microsoft.com/office/drawing/2016/5/11/chartex" xmlns:cx6="http://schemas.microsoft.com/office/drawing/2016/5/12/chartex" xmlns:cx7="http://schemas.microsoft.com/office/drawing/2016/5/13/chartex" xmlns:cx8="http://schemas.microsoft.com/office/drawing/2016/5/14/chartex" xmlns:mc="http://schemas.openxmlformats.org/markup-compatibility/2006" xmlns:aink="http://schemas.microsoft.com/office/drawing/2016/ink" xmlns:am3d="http://schemas.microsoft.com/office/drawing/2017/model3d" xmlns:o="urn:schemas-microsoft-com:office:office" xmlns:oel="http://schemas.microsoft.com/office/2019/extlst" xmlns:r="http://schemas.openxmlformats.org/officeDocument/2006/relationships" xmlns:m="http://schemas.openxmlformats.org/officeDocument/2006/math" xmlns:v="urn:schemas-microsoft-com:vml" xmlns:wp14="http://schemas.microsoft.com/office/word/2010/wordprocessingDrawing" xmlns:wp="http://schemas.openxmlformats.org/drawingml/2006/wordprocessingDrawing" xmlns:w10="urn:schemas-microsoft-com:office:word" xmlns:w="http://schemas.openxmlformats.org/wordprocessingml/2006/main" xmlns:w14="http://schemas.microsoft.com/office/word/2010/wordml" xmlns:w15="http://schemas.microsoft.com/office/word/2012/wordml" xmlns:w16cex="http://schemas.microsoft.com/office/word/2018/wordml/cex" xmlns:w16cid="http://schemas.microsoft.com/office/word/2016/wordml/cid" xmlns:w16="http://schemas.microsoft.com/office/word/2018/wordml" xmlns:w16du="http://schemas.microsoft.com/office/word/2023/wordml/word16du" xmlns:w16sdtdh="http://schemas.microsoft.com/office/word/2020/wordml/sdtdatahash" xmlns:w16sdtfl="http://schemas.microsoft.com/office/word/2024/wordml/sdtformatlock" xmlns:w16se="http://schemas.microsoft.com/office/word/2015/wordml/symex" xmlns:wpg="http://schemas.microsoft.com/office/word/2010/wordprocessingGroup" xmlns:wpi="http://schemas.microsoft.com/office/word/2010/wordprocessingInk" xmlns:wne="http://schemas.microsoft.com/office/word/2006/wordml" xmlns:wps="http://schemas.microsoft.com/office/word/2010/wordprocessingShape" mc:Ignorable="w14 w15 w16se w16cid w16 w16cex w16sdtdh w16sdtfl w16du wp14">
   <w:body>
     <w:p>
       <w:pPr>
-        <w:spacing w:after="0" w:line="240" w:lineRule="auto"/>
-        <w:jc w:val="center"/>
-        <w:rPr>
-          <w:rFonts w:ascii="Aptos" w:hAnsi="Aptos"/>
-          <w:b/>
-          <w:bCs/>
-          <w:sz w:val="28"/>
-          <w:szCs w:val="28"/>
-        </w:rPr>
-      </w:pPr>
-      <w:r>
-        <w:rPr>
-          <w:rFonts w:ascii="Aptos" w:hAnsi="Aptos"/>
-          <w:b/>
-          <w:bCs/>
-          <w:noProof/>
-          <w:sz w:val="28"/>
-          <w:szCs w:val="28"/>
+        <w:rPr>
+          <w:rFonts w:asciiTheme="minorBidi" w:hAnsiTheme="minorBidi"/>
+          <w:b/>
+          <w:bCs/>
+          <w:sz w:val="20"/>
+          <w:szCs w:val="20"/>
+          <w:lang w:val="en"/>
+        </w:rPr>
+      </w:pPr>
+      <w:r>
+        <w:rPr>
+          <w:rFonts w:asciiTheme="minorBidi" w:hAnsiTheme="minorBidi"/>
+          <w:b/>
+          <w:bCs/>
+          <w:sz w:val="20"/>
+          <w:szCs w:val="20"/>
+          <w:lang w:val="en"/>
         </w:rPr>
         <w:drawing>
-          <wp:inline distT="0" distB="0" distL="0" distR="0" wp14:anchorId="09132FF0" wp14:editId="1F4C7273">
-            <wp:extent cx="1120140" cy="1120140"/>
-            <wp:effectExtent l="0" t="0" r="3810" b="3810"/>
-            <wp:docPr id="1" name="Picture 1"/>
+          <wp:inline distT="0" distB="0" distL="0" distR="0" wp14:anchorId="100558D1" wp14:editId="0538B60C">
+            <wp:extent cx="1117600" cy="1117600"/>
+            <wp:effectExtent l="0" t="0" r="6350" b="6350"/>
+            <wp:docPr id="1788209713" name="Picture 2"/>
             <wp:cNvGraphicFramePr>
               <a:graphicFrameLocks xmlns:a="http://schemas.openxmlformats.org/drawingml/2006/main" noChangeAspect="1"/>
             </wp:cNvGraphicFramePr>
@@ -35,8 +34,10 @@
               <a:graphicData uri="http://schemas.openxmlformats.org/drawingml/2006/picture">
                 <pic:pic xmlns:pic="http://schemas.openxmlformats.org/drawingml/2006/picture">
                   <pic:nvPicPr>
-                    <pic:cNvPr id="1" name="Picture 1"/>
-                    <pic:cNvPicPr/>
+                    <pic:cNvPr id="0" name="Picture 1"/>
+                    <pic:cNvPicPr>
+                      <a:picLocks noChangeAspect="1" noChangeArrowheads="1"/>
+                    </pic:cNvPicPr>
                   </pic:nvPicPr>
                   <pic:blipFill>
                     <a:blip r:embed="rId4" cstate="print">
@@ -46,18 +47,23 @@
                         </a:ext>
                       </a:extLst>
                     </a:blip>
+                    <a:srcRect/>
                     <a:stretch>
                       <a:fillRect/>
                     </a:stretch>
                   </pic:blipFill>
-                  <pic:spPr>
+                  <pic:spPr bwMode="auto">
                     <a:xfrm>
                       <a:off x="0" y="0"/>
-                      <a:ext cx="1120140" cy="1120140"/>
+                      <a:ext cx="1117600" cy="1117600"/>
                     </a:xfrm>
                     <a:prstGeom prst="rect">
                       <a:avLst/>
                     </a:prstGeom>
+                    <a:noFill/>
+                    <a:ln>
+                      <a:noFill/>
+                    </a:ln>
                   </pic:spPr>
                 </pic:pic>
               </a:graphicData>
@@ -68,735 +74,796 @@
     </w:p>
     <w:p>
       <w:pPr>
-        <w:jc w:val="center"/>
-        <w:rPr>
-          <w:rFonts w:ascii="Aptos" w:hAnsi="Aptos"/>
-          <w:b/>
-          <w:bCs/>
-          <w:sz w:val="24"/>
-          <w:szCs w:val="24"/>
-        </w:rPr>
-      </w:pPr>
-      <w:r>
-        <w:rPr>
-          <w:rFonts w:ascii="Aptos" w:hAnsi="Aptos"/>
-          <w:b/>
-          <w:bCs/>
-          <w:sz w:val="24"/>
-          <w:szCs w:val="24"/>
+        <w:rPr>
+          <w:rFonts w:asciiTheme="minorBidi" w:hAnsiTheme="minorBidi"/>
+          <w:b/>
+          <w:bCs/>
+          <w:sz w:val="20"/>
+          <w:szCs w:val="20"/>
+          <w:lang w:val="fr-FR"/>
+        </w:rPr>
+      </w:pPr>
+      <w:r>
+        <w:rPr>
+          <w:rFonts w:asciiTheme="minorBidi" w:hAnsiTheme="minorBidi"/>
+          <w:b/>
+          <w:bCs/>
+          <w:sz w:val="20"/>
+          <w:szCs w:val="20"/>
+          <w:lang w:val="fr-FR"/>
         </w:rPr>
         <w:t>RÈGLEMENT INTÉRIEUR DE LA FORMATION DES AGENTS DE SÉCURITÉ</w:t>
       </w:r>
     </w:p>
     <w:p>
       <w:pPr>
-        <w:spacing w:after="60" w:line="240" w:lineRule="auto"/>
-        <w:rPr>
-          <w:rFonts w:ascii="Aptos" w:hAnsi="Aptos"/>
-          <w:b/>
-          <w:bCs/>
-          <w:sz w:val="20"/>
-          <w:szCs w:val="20"/>
-        </w:rPr>
-      </w:pPr>
-      <w:r>
-        <w:rPr>
-          <w:rFonts w:ascii="Aptos" w:hAnsi="Aptos"/>
-          <w:b/>
-          <w:bCs/>
-          <w:sz w:val="20"/>
-          <w:szCs w:val="20"/>
+        <w:rPr>
+          <w:rFonts w:asciiTheme="minorBidi" w:hAnsiTheme="minorBidi"/>
+          <w:b/>
+          <w:bCs/>
+          <w:sz w:val="20"/>
+          <w:szCs w:val="20"/>
+          <w:lang w:val="fr-FR"/>
+        </w:rPr>
+      </w:pPr>
+      <w:r>
+        <w:rPr>
+          <w:rFonts w:asciiTheme="minorBidi" w:hAnsiTheme="minorBidi"/>
+          <w:b/>
+          <w:bCs/>
+          <w:sz w:val="20"/>
+          <w:szCs w:val="20"/>
+          <w:lang w:val="fr-FR"/>
         </w:rPr>
         <w:t xml:space="preserve">Article </w:t>
       </w:r>
-      <w:r>
-        <w:rPr>
-          <w:rFonts w:ascii="Aptos" w:hAnsi="Aptos"/>
-          <w:b/>
-          <w:bCs/>
-          <w:sz w:val="20"/>
-          <w:szCs w:val="20"/>
+      <w:proofErr w:type="gramStart"/>
+      <w:r>
+        <w:rPr>
+          <w:rFonts w:asciiTheme="minorBidi" w:hAnsiTheme="minorBidi"/>
+          <w:b/>
+          <w:bCs/>
+          <w:sz w:val="20"/>
+          <w:szCs w:val="20"/>
+          <w:lang w:val="fr-FR"/>
         </w:rPr>
         <w:t>1:</w:t>
       </w:r>
-      <w:r>
-        <w:rPr>
-          <w:rFonts w:ascii="Aptos" w:hAnsi="Aptos"/>
-          <w:b/>
-          <w:bCs/>
-          <w:sz w:val="20"/>
-          <w:szCs w:val="20"/>
+      <w:proofErr w:type="gramEnd"/>
+      <w:r>
+        <w:rPr>
+          <w:rFonts w:asciiTheme="minorBidi" w:hAnsiTheme="minorBidi"/>
+          <w:b/>
+          <w:bCs/>
+          <w:sz w:val="20"/>
+          <w:szCs w:val="20"/>
+          <w:lang w:val="fr-FR"/>
         </w:rPr>
         <w:t xml:space="preserve"> Objet</w:t>
       </w:r>
     </w:p>
     <w:p>
       <w:pPr>
-        <w:spacing w:after="120" w:line="240" w:lineRule="auto"/>
-        <w:jc w:val="both"/>
-        <w:rPr>
-          <w:rFonts w:ascii="Aptos" w:hAnsi="Aptos"/>
-          <w:sz w:val="20"/>
-          <w:szCs w:val="20"/>
-        </w:rPr>
-      </w:pPr>
-      <w:r>
-        <w:rPr>
-          <w:rFonts w:ascii="Aptos" w:hAnsi="Aptos"/>
-          <w:sz w:val="20"/>
-          <w:szCs w:val="20"/>
+        <w:rPr>
+          <w:rFonts w:asciiTheme="minorBidi" w:hAnsiTheme="minorBidi"/>
+          <w:sz w:val="20"/>
+          <w:szCs w:val="20"/>
+          <w:lang w:val="fr-FR"/>
+        </w:rPr>
+      </w:pPr>
+      <w:r>
+        <w:rPr>
+          <w:rFonts w:asciiTheme="minorBidi" w:hAnsiTheme="minorBidi"/>
+          <w:sz w:val="20"/>
+          <w:szCs w:val="20"/>
+          <w:lang w:val="fr-FR"/>
         </w:rPr>
         <w:t>Le présent règlement intérieur a pour objet de définir les règles d'organisation, de discipline et de fonctionnement de la formation.</w:t>
       </w:r>
     </w:p>
     <w:p>
       <w:pPr>
-        <w:spacing w:after="60" w:line="240" w:lineRule="auto"/>
-        <w:rPr>
-          <w:rFonts w:ascii="Aptos" w:hAnsi="Aptos"/>
-          <w:b/>
-          <w:bCs/>
-          <w:sz w:val="20"/>
-          <w:szCs w:val="20"/>
-        </w:rPr>
-      </w:pPr>
-      <w:r>
-        <w:rPr>
-          <w:rFonts w:ascii="Aptos" w:hAnsi="Aptos"/>
-          <w:b/>
-          <w:bCs/>
-          <w:sz w:val="20"/>
-          <w:szCs w:val="20"/>
+        <w:rPr>
+          <w:rFonts w:asciiTheme="minorBidi" w:hAnsiTheme="minorBidi"/>
+          <w:b/>
+          <w:bCs/>
+          <w:sz w:val="20"/>
+          <w:szCs w:val="20"/>
+          <w:lang w:val="fr-FR"/>
+        </w:rPr>
+      </w:pPr>
+      <w:r>
+        <w:rPr>
+          <w:rFonts w:asciiTheme="minorBidi" w:hAnsiTheme="minorBidi"/>
+          <w:b/>
+          <w:bCs/>
+          <w:sz w:val="20"/>
+          <w:szCs w:val="20"/>
+          <w:lang w:val="fr-FR"/>
         </w:rPr>
         <w:t xml:space="preserve">Article </w:t>
       </w:r>
-      <w:r>
-        <w:rPr>
-          <w:rFonts w:ascii="Aptos" w:hAnsi="Aptos"/>
-          <w:b/>
-          <w:bCs/>
-          <w:sz w:val="20"/>
-          <w:szCs w:val="20"/>
+      <w:proofErr w:type="gramStart"/>
+      <w:r>
+        <w:rPr>
+          <w:rFonts w:asciiTheme="minorBidi" w:hAnsiTheme="minorBidi"/>
+          <w:b/>
+          <w:bCs/>
+          <w:sz w:val="20"/>
+          <w:szCs w:val="20"/>
+          <w:lang w:val="fr-FR"/>
         </w:rPr>
         <w:t>2:</w:t>
       </w:r>
-      <w:r>
-        <w:rPr>
-          <w:rFonts w:ascii="Aptos" w:hAnsi="Aptos"/>
-          <w:b/>
-          <w:bCs/>
-          <w:sz w:val="20"/>
-          <w:szCs w:val="20"/>
+      <w:proofErr w:type="gramEnd"/>
+      <w:r>
+        <w:rPr>
+          <w:rFonts w:asciiTheme="minorBidi" w:hAnsiTheme="minorBidi"/>
+          <w:b/>
+          <w:bCs/>
+          <w:sz w:val="20"/>
+          <w:szCs w:val="20"/>
+          <w:lang w:val="fr-FR"/>
         </w:rPr>
         <w:t xml:space="preserve"> Respect des horaires</w:t>
       </w:r>
     </w:p>
     <w:p>
       <w:pPr>
-        <w:spacing w:after="120" w:line="240" w:lineRule="auto"/>
-        <w:jc w:val="both"/>
-        <w:rPr>
-          <w:rFonts w:ascii="Aptos" w:hAnsi="Aptos"/>
-          <w:sz w:val="20"/>
-          <w:szCs w:val="20"/>
-        </w:rPr>
-      </w:pPr>
-      <w:r>
-        <w:rPr>
-          <w:rFonts w:ascii="Aptos" w:hAnsi="Aptos"/>
-          <w:sz w:val="20"/>
-          <w:szCs w:val="20"/>
+        <w:rPr>
+          <w:rFonts w:asciiTheme="minorBidi" w:hAnsiTheme="minorBidi"/>
+          <w:sz w:val="20"/>
+          <w:szCs w:val="20"/>
+          <w:lang w:val="fr-FR"/>
+        </w:rPr>
+      </w:pPr>
+      <w:r>
+        <w:rPr>
+          <w:rFonts w:asciiTheme="minorBidi" w:hAnsiTheme="minorBidi"/>
+          <w:sz w:val="20"/>
+          <w:szCs w:val="20"/>
+          <w:lang w:val="fr-FR"/>
         </w:rPr>
         <w:t>Les candidats sont tenus de respecter les horaires fixés.</w:t>
       </w:r>
     </w:p>
     <w:p>
       <w:pPr>
-        <w:spacing w:after="60" w:line="240" w:lineRule="auto"/>
-        <w:rPr>
-          <w:rFonts w:ascii="Aptos" w:hAnsi="Aptos"/>
-          <w:b/>
-          <w:bCs/>
-          <w:sz w:val="20"/>
-          <w:szCs w:val="20"/>
-        </w:rPr>
-      </w:pPr>
-      <w:r>
-        <w:rPr>
-          <w:rFonts w:ascii="Aptos" w:hAnsi="Aptos"/>
-          <w:b/>
-          <w:bCs/>
-          <w:sz w:val="20"/>
-          <w:szCs w:val="20"/>
+        <w:rPr>
+          <w:rFonts w:asciiTheme="minorBidi" w:hAnsiTheme="minorBidi"/>
+          <w:b/>
+          <w:bCs/>
+          <w:sz w:val="20"/>
+          <w:szCs w:val="20"/>
+          <w:lang w:val="fr-FR"/>
+        </w:rPr>
+      </w:pPr>
+      <w:r>
+        <w:rPr>
+          <w:rFonts w:asciiTheme="minorBidi" w:hAnsiTheme="minorBidi"/>
+          <w:b/>
+          <w:bCs/>
+          <w:sz w:val="20"/>
+          <w:szCs w:val="20"/>
+          <w:lang w:val="fr-FR"/>
         </w:rPr>
         <w:t xml:space="preserve">Article </w:t>
       </w:r>
-      <w:r>
-        <w:rPr>
-          <w:rFonts w:ascii="Aptos" w:hAnsi="Aptos"/>
-          <w:b/>
-          <w:bCs/>
-          <w:sz w:val="20"/>
-          <w:szCs w:val="20"/>
+      <w:proofErr w:type="gramStart"/>
+      <w:r>
+        <w:rPr>
+          <w:rFonts w:asciiTheme="minorBidi" w:hAnsiTheme="minorBidi"/>
+          <w:b/>
+          <w:bCs/>
+          <w:sz w:val="20"/>
+          <w:szCs w:val="20"/>
+          <w:lang w:val="fr-FR"/>
         </w:rPr>
         <w:t>3:</w:t>
       </w:r>
-      <w:r>
-        <w:rPr>
-          <w:rFonts w:ascii="Aptos" w:hAnsi="Aptos"/>
-          <w:b/>
-          <w:bCs/>
-          <w:sz w:val="20"/>
-          <w:szCs w:val="20"/>
+      <w:proofErr w:type="gramEnd"/>
+      <w:r>
+        <w:rPr>
+          <w:rFonts w:asciiTheme="minorBidi" w:hAnsiTheme="minorBidi"/>
+          <w:b/>
+          <w:bCs/>
+          <w:sz w:val="20"/>
+          <w:szCs w:val="20"/>
+          <w:lang w:val="fr-FR"/>
         </w:rPr>
         <w:t xml:space="preserve"> Présence obligatoire</w:t>
       </w:r>
     </w:p>
     <w:p>
       <w:pPr>
-        <w:spacing w:after="120" w:line="240" w:lineRule="auto"/>
-        <w:jc w:val="both"/>
-        <w:rPr>
-          <w:rFonts w:ascii="Aptos" w:hAnsi="Aptos"/>
-          <w:sz w:val="20"/>
-          <w:szCs w:val="20"/>
-        </w:rPr>
-      </w:pPr>
-      <w:r>
-        <w:rPr>
-          <w:rFonts w:ascii="Aptos" w:hAnsi="Aptos"/>
-          <w:sz w:val="20"/>
-          <w:szCs w:val="20"/>
+        <w:rPr>
+          <w:rFonts w:asciiTheme="minorBidi" w:hAnsiTheme="minorBidi"/>
+          <w:sz w:val="20"/>
+          <w:szCs w:val="20"/>
+          <w:lang w:val="fr-FR"/>
+        </w:rPr>
+      </w:pPr>
+      <w:r>
+        <w:rPr>
+          <w:rFonts w:asciiTheme="minorBidi" w:hAnsiTheme="minorBidi"/>
+          <w:sz w:val="20"/>
+          <w:szCs w:val="20"/>
+          <w:lang w:val="fr-FR"/>
         </w:rPr>
         <w:t>La présence à tous les cours et évaluations est obligatoire.</w:t>
       </w:r>
     </w:p>
     <w:p>
       <w:pPr>
-        <w:spacing w:after="60" w:line="240" w:lineRule="auto"/>
-        <w:rPr>
-          <w:rFonts w:ascii="Aptos" w:hAnsi="Aptos"/>
-          <w:b/>
-          <w:bCs/>
-          <w:sz w:val="20"/>
-          <w:szCs w:val="20"/>
-        </w:rPr>
-      </w:pPr>
-      <w:r>
-        <w:rPr>
-          <w:rFonts w:ascii="Aptos" w:hAnsi="Aptos"/>
-          <w:b/>
-          <w:bCs/>
-          <w:sz w:val="20"/>
-          <w:szCs w:val="20"/>
+        <w:rPr>
+          <w:rFonts w:asciiTheme="minorBidi" w:hAnsiTheme="minorBidi"/>
+          <w:b/>
+          <w:bCs/>
+          <w:sz w:val="20"/>
+          <w:szCs w:val="20"/>
+          <w:lang w:val="fr-FR"/>
+        </w:rPr>
+      </w:pPr>
+      <w:r>
+        <w:rPr>
+          <w:rFonts w:asciiTheme="minorBidi" w:hAnsiTheme="minorBidi"/>
+          <w:b/>
+          <w:bCs/>
+          <w:sz w:val="20"/>
+          <w:szCs w:val="20"/>
+          <w:lang w:val="fr-FR"/>
         </w:rPr>
         <w:t xml:space="preserve">Article </w:t>
       </w:r>
-      <w:r>
-        <w:rPr>
-          <w:rFonts w:ascii="Aptos" w:hAnsi="Aptos"/>
-          <w:b/>
-          <w:bCs/>
-          <w:sz w:val="20"/>
-          <w:szCs w:val="20"/>
+      <w:proofErr w:type="gramStart"/>
+      <w:r>
+        <w:rPr>
+          <w:rFonts w:asciiTheme="minorBidi" w:hAnsiTheme="minorBidi"/>
+          <w:b/>
+          <w:bCs/>
+          <w:sz w:val="20"/>
+          <w:szCs w:val="20"/>
+          <w:lang w:val="fr-FR"/>
         </w:rPr>
         <w:t>4:</w:t>
       </w:r>
-      <w:r>
-        <w:rPr>
-          <w:rFonts w:ascii="Aptos" w:hAnsi="Aptos"/>
-          <w:b/>
-          <w:bCs/>
-          <w:sz w:val="20"/>
-          <w:szCs w:val="20"/>
+      <w:proofErr w:type="gramEnd"/>
+      <w:r>
+        <w:rPr>
+          <w:rFonts w:asciiTheme="minorBidi" w:hAnsiTheme="minorBidi"/>
+          <w:b/>
+          <w:bCs/>
+          <w:sz w:val="20"/>
+          <w:szCs w:val="20"/>
+          <w:lang w:val="fr-FR"/>
         </w:rPr>
         <w:t xml:space="preserve"> Tenue vestimentaire</w:t>
       </w:r>
     </w:p>
     <w:p>
       <w:pPr>
-        <w:spacing w:after="60" w:line="240" w:lineRule="auto"/>
-        <w:jc w:val="both"/>
-        <w:rPr>
-          <w:rFonts w:ascii="Aptos" w:hAnsi="Aptos"/>
-          <w:sz w:val="20"/>
-          <w:szCs w:val="20"/>
-        </w:rPr>
-      </w:pPr>
-      <w:r>
-        <w:rPr>
-          <w:rFonts w:ascii="Aptos" w:hAnsi="Aptos"/>
-          <w:sz w:val="20"/>
-          <w:szCs w:val="20"/>
+        <w:rPr>
+          <w:rFonts w:asciiTheme="minorBidi" w:hAnsiTheme="minorBidi"/>
+          <w:sz w:val="20"/>
+          <w:szCs w:val="20"/>
+          <w:lang w:val="fr-FR"/>
+        </w:rPr>
+      </w:pPr>
+      <w:r>
+        <w:rPr>
+          <w:rFonts w:asciiTheme="minorBidi" w:hAnsiTheme="minorBidi"/>
+          <w:sz w:val="20"/>
+          <w:szCs w:val="20"/>
+          <w:lang w:val="fr-FR"/>
         </w:rPr>
         <w:t>Le port d’une chemise blanche ou d’un polo blanc sans inscription, logo ou graffiti, accompagné d’un pantalon noir, est obligatoire pendant toute la durée de la prestation.</w:t>
       </w:r>
     </w:p>
     <w:p>
       <w:pPr>
-        <w:spacing w:after="60" w:line="240" w:lineRule="auto"/>
-        <w:rPr>
-          <w:rFonts w:ascii="Aptos" w:hAnsi="Aptos"/>
-          <w:b/>
-          <w:bCs/>
-          <w:sz w:val="20"/>
-          <w:szCs w:val="20"/>
-        </w:rPr>
-      </w:pPr>
-      <w:r>
-        <w:rPr>
-          <w:rFonts w:ascii="Aptos" w:hAnsi="Aptos"/>
-          <w:b/>
-          <w:bCs/>
-          <w:sz w:val="20"/>
-          <w:szCs w:val="20"/>
+        <w:rPr>
+          <w:rFonts w:asciiTheme="minorBidi" w:hAnsiTheme="minorBidi"/>
+          <w:b/>
+          <w:bCs/>
+          <w:sz w:val="20"/>
+          <w:szCs w:val="20"/>
+          <w:lang w:val="fr-FR"/>
+        </w:rPr>
+      </w:pPr>
+      <w:r>
+        <w:rPr>
+          <w:rFonts w:asciiTheme="minorBidi" w:hAnsiTheme="minorBidi"/>
+          <w:b/>
+          <w:bCs/>
+          <w:sz w:val="20"/>
+          <w:szCs w:val="20"/>
+          <w:lang w:val="fr-FR"/>
         </w:rPr>
         <w:t xml:space="preserve">Article </w:t>
       </w:r>
-      <w:r>
-        <w:rPr>
-          <w:rFonts w:ascii="Aptos" w:hAnsi="Aptos"/>
-          <w:b/>
-          <w:bCs/>
-          <w:sz w:val="20"/>
-          <w:szCs w:val="20"/>
+      <w:proofErr w:type="gramStart"/>
+      <w:r>
+        <w:rPr>
+          <w:rFonts w:asciiTheme="minorBidi" w:hAnsiTheme="minorBidi"/>
+          <w:b/>
+          <w:bCs/>
+          <w:sz w:val="20"/>
+          <w:szCs w:val="20"/>
+          <w:lang w:val="fr-FR"/>
         </w:rPr>
         <w:t>5:</w:t>
       </w:r>
-      <w:r>
-        <w:rPr>
-          <w:rFonts w:ascii="Aptos" w:hAnsi="Aptos"/>
-          <w:b/>
-          <w:bCs/>
-          <w:sz w:val="20"/>
-          <w:szCs w:val="20"/>
+      <w:proofErr w:type="gramEnd"/>
+      <w:r>
+        <w:rPr>
+          <w:rFonts w:asciiTheme="minorBidi" w:hAnsiTheme="minorBidi"/>
+          <w:b/>
+          <w:bCs/>
+          <w:sz w:val="20"/>
+          <w:szCs w:val="20"/>
+          <w:lang w:val="fr-FR"/>
         </w:rPr>
         <w:t xml:space="preserve"> Discipline</w:t>
       </w:r>
     </w:p>
     <w:p>
       <w:pPr>
-        <w:spacing w:after="120" w:line="240" w:lineRule="auto"/>
-        <w:jc w:val="both"/>
-        <w:rPr>
-          <w:rFonts w:ascii="Aptos" w:hAnsi="Aptos"/>
-          <w:sz w:val="20"/>
-          <w:szCs w:val="20"/>
-        </w:rPr>
-      </w:pPr>
-      <w:r>
-        <w:rPr>
-          <w:rFonts w:ascii="Aptos" w:hAnsi="Aptos"/>
-          <w:sz w:val="20"/>
-          <w:szCs w:val="20"/>
+        <w:rPr>
+          <w:rFonts w:asciiTheme="minorBidi" w:hAnsiTheme="minorBidi"/>
+          <w:sz w:val="20"/>
+          <w:szCs w:val="20"/>
+          <w:lang w:val="fr-FR"/>
+        </w:rPr>
+      </w:pPr>
+      <w:r>
+        <w:rPr>
+          <w:rFonts w:asciiTheme="minorBidi" w:hAnsiTheme="minorBidi"/>
+          <w:sz w:val="20"/>
+          <w:szCs w:val="20"/>
+          <w:lang w:val="fr-FR"/>
         </w:rPr>
         <w:t>Les candidats doivent respecter les formateurs et les autres participants.</w:t>
       </w:r>
     </w:p>
     <w:p>
       <w:pPr>
-        <w:spacing w:after="60" w:line="240" w:lineRule="auto"/>
-        <w:rPr>
-          <w:rFonts w:ascii="Aptos" w:hAnsi="Aptos"/>
-          <w:b/>
-          <w:bCs/>
-          <w:sz w:val="20"/>
-          <w:szCs w:val="20"/>
-        </w:rPr>
-      </w:pPr>
-      <w:r>
-        <w:rPr>
-          <w:rFonts w:ascii="Aptos" w:hAnsi="Aptos"/>
-          <w:b/>
-          <w:bCs/>
-          <w:sz w:val="20"/>
-          <w:szCs w:val="20"/>
+        <w:rPr>
+          <w:rFonts w:asciiTheme="minorBidi" w:hAnsiTheme="minorBidi"/>
+          <w:b/>
+          <w:bCs/>
+          <w:sz w:val="20"/>
+          <w:szCs w:val="20"/>
+          <w:lang w:val="fr-FR"/>
+        </w:rPr>
+      </w:pPr>
+      <w:r>
+        <w:rPr>
+          <w:rFonts w:asciiTheme="minorBidi" w:hAnsiTheme="minorBidi"/>
+          <w:b/>
+          <w:bCs/>
+          <w:sz w:val="20"/>
+          <w:szCs w:val="20"/>
+          <w:lang w:val="fr-FR"/>
         </w:rPr>
         <w:t xml:space="preserve">Article </w:t>
       </w:r>
-      <w:r>
-        <w:rPr>
-          <w:rFonts w:ascii="Aptos" w:hAnsi="Aptos"/>
-          <w:b/>
-          <w:bCs/>
-          <w:sz w:val="20"/>
-          <w:szCs w:val="20"/>
+      <w:proofErr w:type="gramStart"/>
+      <w:r>
+        <w:rPr>
+          <w:rFonts w:asciiTheme="minorBidi" w:hAnsiTheme="minorBidi"/>
+          <w:b/>
+          <w:bCs/>
+          <w:sz w:val="20"/>
+          <w:szCs w:val="20"/>
+          <w:lang w:val="fr-FR"/>
         </w:rPr>
         <w:t>6:</w:t>
       </w:r>
-      <w:r>
-        <w:rPr>
-          <w:rFonts w:ascii="Aptos" w:hAnsi="Aptos"/>
-          <w:b/>
-          <w:bCs/>
-          <w:sz w:val="20"/>
-          <w:szCs w:val="20"/>
+      <w:proofErr w:type="gramEnd"/>
+      <w:r>
+        <w:rPr>
+          <w:rFonts w:asciiTheme="minorBidi" w:hAnsiTheme="minorBidi"/>
+          <w:b/>
+          <w:bCs/>
+          <w:sz w:val="20"/>
+          <w:szCs w:val="20"/>
+          <w:lang w:val="fr-FR"/>
         </w:rPr>
         <w:t xml:space="preserve"> Téléphone</w:t>
       </w:r>
     </w:p>
     <w:p>
       <w:pPr>
-        <w:spacing w:after="120" w:line="240" w:lineRule="auto"/>
-        <w:jc w:val="both"/>
-        <w:rPr>
-          <w:rFonts w:ascii="Aptos" w:hAnsi="Aptos"/>
-          <w:sz w:val="20"/>
-          <w:szCs w:val="20"/>
-        </w:rPr>
-      </w:pPr>
-      <w:r>
-        <w:rPr>
-          <w:rFonts w:ascii="Aptos" w:hAnsi="Aptos"/>
-          <w:sz w:val="20"/>
-          <w:szCs w:val="20"/>
+        <w:rPr>
+          <w:rFonts w:asciiTheme="minorBidi" w:hAnsiTheme="minorBidi"/>
+          <w:sz w:val="20"/>
+          <w:szCs w:val="20"/>
+          <w:lang w:val="fr-FR"/>
+        </w:rPr>
+      </w:pPr>
+      <w:r>
+        <w:rPr>
+          <w:rFonts w:asciiTheme="minorBidi" w:hAnsiTheme="minorBidi"/>
+          <w:sz w:val="20"/>
+          <w:szCs w:val="20"/>
+          <w:lang w:val="fr-FR"/>
         </w:rPr>
         <w:t>L'utilisation du téléphone est interdite pendant les cours.</w:t>
       </w:r>
     </w:p>
     <w:p>
       <w:pPr>
-        <w:spacing w:after="60" w:line="240" w:lineRule="auto"/>
-        <w:rPr>
-          <w:rFonts w:ascii="Aptos" w:hAnsi="Aptos"/>
-          <w:b/>
-          <w:bCs/>
-          <w:sz w:val="20"/>
-          <w:szCs w:val="20"/>
-        </w:rPr>
-      </w:pPr>
-      <w:r>
-        <w:rPr>
-          <w:rFonts w:ascii="Aptos" w:hAnsi="Aptos"/>
-          <w:b/>
-          <w:bCs/>
-          <w:sz w:val="20"/>
-          <w:szCs w:val="20"/>
+        <w:rPr>
+          <w:rFonts w:asciiTheme="minorBidi" w:hAnsiTheme="minorBidi"/>
+          <w:b/>
+          <w:bCs/>
+          <w:sz w:val="20"/>
+          <w:szCs w:val="20"/>
+          <w:lang w:val="fr-FR"/>
+        </w:rPr>
+      </w:pPr>
+      <w:r>
+        <w:rPr>
+          <w:rFonts w:asciiTheme="minorBidi" w:hAnsiTheme="minorBidi"/>
+          <w:b/>
+          <w:bCs/>
+          <w:sz w:val="20"/>
+          <w:szCs w:val="20"/>
+          <w:lang w:val="fr-FR"/>
         </w:rPr>
         <w:t xml:space="preserve">Article </w:t>
       </w:r>
-      <w:r>
-        <w:rPr>
-          <w:rFonts w:ascii="Aptos" w:hAnsi="Aptos"/>
-          <w:b/>
-          <w:bCs/>
-          <w:sz w:val="20"/>
-          <w:szCs w:val="20"/>
+      <w:proofErr w:type="gramStart"/>
+      <w:r>
+        <w:rPr>
+          <w:rFonts w:asciiTheme="minorBidi" w:hAnsiTheme="minorBidi"/>
+          <w:b/>
+          <w:bCs/>
+          <w:sz w:val="20"/>
+          <w:szCs w:val="20"/>
+          <w:lang w:val="fr-FR"/>
         </w:rPr>
         <w:t>7:</w:t>
       </w:r>
-      <w:r>
-        <w:rPr>
-          <w:rFonts w:ascii="Aptos" w:hAnsi="Aptos"/>
-          <w:b/>
-          <w:bCs/>
-          <w:sz w:val="20"/>
-          <w:szCs w:val="20"/>
+      <w:proofErr w:type="gramEnd"/>
+      <w:r>
+        <w:rPr>
+          <w:rFonts w:asciiTheme="minorBidi" w:hAnsiTheme="minorBidi"/>
+          <w:b/>
+          <w:bCs/>
+          <w:sz w:val="20"/>
+          <w:szCs w:val="20"/>
+          <w:lang w:val="fr-FR"/>
         </w:rPr>
         <w:t xml:space="preserve"> Confidentialité</w:t>
       </w:r>
     </w:p>
     <w:p>
       <w:pPr>
-        <w:spacing w:after="120" w:line="240" w:lineRule="auto"/>
-        <w:jc w:val="both"/>
-        <w:rPr>
-          <w:rFonts w:ascii="Aptos" w:hAnsi="Aptos"/>
-          <w:sz w:val="20"/>
-          <w:szCs w:val="20"/>
-        </w:rPr>
-      </w:pPr>
-      <w:r>
-        <w:rPr>
-          <w:rFonts w:ascii="Aptos" w:hAnsi="Aptos"/>
-          <w:sz w:val="20"/>
-          <w:szCs w:val="20"/>
+        <w:rPr>
+          <w:rFonts w:asciiTheme="minorBidi" w:hAnsiTheme="minorBidi"/>
+          <w:sz w:val="20"/>
+          <w:szCs w:val="20"/>
+          <w:lang w:val="fr-FR"/>
+        </w:rPr>
+      </w:pPr>
+      <w:r>
+        <w:rPr>
+          <w:rFonts w:asciiTheme="minorBidi" w:hAnsiTheme="minorBidi"/>
+          <w:sz w:val="20"/>
+          <w:szCs w:val="20"/>
+          <w:lang w:val="fr-FR"/>
         </w:rPr>
         <w:t>Les candidats doivent préserver la confidentialité des informations de GSS.</w:t>
       </w:r>
     </w:p>
     <w:p>
       <w:pPr>
-        <w:spacing w:after="60" w:line="240" w:lineRule="auto"/>
-        <w:rPr>
-          <w:rFonts w:ascii="Aptos" w:hAnsi="Aptos"/>
-          <w:b/>
-          <w:bCs/>
-          <w:sz w:val="20"/>
-          <w:szCs w:val="20"/>
-        </w:rPr>
-      </w:pPr>
-      <w:r>
-        <w:rPr>
-          <w:rFonts w:ascii="Aptos" w:hAnsi="Aptos"/>
-          <w:b/>
-          <w:bCs/>
-          <w:sz w:val="20"/>
-          <w:szCs w:val="20"/>
+        <w:rPr>
+          <w:rFonts w:asciiTheme="minorBidi" w:hAnsiTheme="minorBidi"/>
+          <w:b/>
+          <w:bCs/>
+          <w:sz w:val="20"/>
+          <w:szCs w:val="20"/>
+          <w:lang w:val="fr-FR"/>
+        </w:rPr>
+      </w:pPr>
+      <w:r>
+        <w:rPr>
+          <w:rFonts w:asciiTheme="minorBidi" w:hAnsiTheme="minorBidi"/>
+          <w:b/>
+          <w:bCs/>
+          <w:sz w:val="20"/>
+          <w:szCs w:val="20"/>
+          <w:lang w:val="fr-FR"/>
         </w:rPr>
         <w:t xml:space="preserve">Article </w:t>
       </w:r>
-      <w:r>
-        <w:rPr>
-          <w:rFonts w:ascii="Aptos" w:hAnsi="Aptos"/>
-          <w:b/>
-          <w:bCs/>
-          <w:sz w:val="20"/>
-          <w:szCs w:val="20"/>
+      <w:proofErr w:type="gramStart"/>
+      <w:r>
+        <w:rPr>
+          <w:rFonts w:asciiTheme="minorBidi" w:hAnsiTheme="minorBidi"/>
+          <w:b/>
+          <w:bCs/>
+          <w:sz w:val="20"/>
+          <w:szCs w:val="20"/>
+          <w:lang w:val="fr-FR"/>
         </w:rPr>
         <w:t>8:</w:t>
       </w:r>
-      <w:r>
-        <w:rPr>
-          <w:rFonts w:ascii="Aptos" w:hAnsi="Aptos"/>
-          <w:b/>
-          <w:bCs/>
-          <w:sz w:val="20"/>
-          <w:szCs w:val="20"/>
+      <w:proofErr w:type="gramEnd"/>
+      <w:r>
+        <w:rPr>
+          <w:rFonts w:asciiTheme="minorBidi" w:hAnsiTheme="minorBidi"/>
+          <w:b/>
+          <w:bCs/>
+          <w:sz w:val="20"/>
+          <w:szCs w:val="20"/>
+          <w:lang w:val="fr-FR"/>
         </w:rPr>
         <w:t xml:space="preserve"> Absences</w:t>
       </w:r>
     </w:p>
     <w:p>
       <w:pPr>
-        <w:spacing w:after="120" w:line="240" w:lineRule="auto"/>
-        <w:jc w:val="both"/>
-        <w:rPr>
-          <w:rFonts w:ascii="Aptos" w:hAnsi="Aptos"/>
-          <w:sz w:val="20"/>
-          <w:szCs w:val="20"/>
-        </w:rPr>
-      </w:pPr>
-      <w:r>
-        <w:rPr>
-          <w:rFonts w:ascii="Aptos" w:hAnsi="Aptos"/>
-          <w:sz w:val="20"/>
-          <w:szCs w:val="20"/>
+        <w:rPr>
+          <w:rFonts w:asciiTheme="minorBidi" w:hAnsiTheme="minorBidi"/>
+          <w:sz w:val="20"/>
+          <w:szCs w:val="20"/>
+          <w:lang w:val="fr-FR"/>
+        </w:rPr>
+      </w:pPr>
+      <w:r>
+        <w:rPr>
+          <w:rFonts w:asciiTheme="minorBidi" w:hAnsiTheme="minorBidi"/>
+          <w:sz w:val="20"/>
+          <w:szCs w:val="20"/>
+          <w:lang w:val="fr-FR"/>
         </w:rPr>
         <w:t>Trois absences consécutives non justifiées entraînent l'exclusion définitive sans remboursement.</w:t>
       </w:r>
     </w:p>
     <w:p>
       <w:pPr>
-        <w:spacing w:after="60" w:line="240" w:lineRule="auto"/>
-        <w:rPr>
-          <w:rFonts w:ascii="Aptos" w:hAnsi="Aptos"/>
-          <w:b/>
-          <w:bCs/>
-          <w:sz w:val="20"/>
-          <w:szCs w:val="20"/>
-        </w:rPr>
-      </w:pPr>
-      <w:r>
-        <w:rPr>
-          <w:rFonts w:ascii="Aptos" w:hAnsi="Aptos"/>
-          <w:b/>
-          <w:bCs/>
-          <w:sz w:val="20"/>
-          <w:szCs w:val="20"/>
+        <w:rPr>
+          <w:rFonts w:asciiTheme="minorBidi" w:hAnsiTheme="minorBidi"/>
+          <w:b/>
+          <w:bCs/>
+          <w:sz w:val="20"/>
+          <w:szCs w:val="20"/>
+          <w:lang w:val="fr-FR"/>
+        </w:rPr>
+      </w:pPr>
+      <w:r>
+        <w:rPr>
+          <w:rFonts w:asciiTheme="minorBidi" w:hAnsiTheme="minorBidi"/>
+          <w:b/>
+          <w:bCs/>
+          <w:sz w:val="20"/>
+          <w:szCs w:val="20"/>
+          <w:lang w:val="fr-FR"/>
         </w:rPr>
         <w:t xml:space="preserve">Article </w:t>
       </w:r>
-      <w:r>
-        <w:rPr>
-          <w:rFonts w:ascii="Aptos" w:hAnsi="Aptos"/>
-          <w:b/>
-          <w:bCs/>
-          <w:sz w:val="20"/>
-          <w:szCs w:val="20"/>
+      <w:proofErr w:type="gramStart"/>
+      <w:r>
+        <w:rPr>
+          <w:rFonts w:asciiTheme="minorBidi" w:hAnsiTheme="minorBidi"/>
+          <w:b/>
+          <w:bCs/>
+          <w:sz w:val="20"/>
+          <w:szCs w:val="20"/>
+          <w:lang w:val="fr-FR"/>
         </w:rPr>
         <w:t>9:</w:t>
       </w:r>
-      <w:r>
-        <w:rPr>
-          <w:rFonts w:ascii="Aptos" w:hAnsi="Aptos"/>
-          <w:b/>
-          <w:bCs/>
-          <w:sz w:val="20"/>
-          <w:szCs w:val="20"/>
+      <w:proofErr w:type="gramEnd"/>
+      <w:r>
+        <w:rPr>
+          <w:rFonts w:asciiTheme="minorBidi" w:hAnsiTheme="minorBidi"/>
+          <w:b/>
+          <w:bCs/>
+          <w:sz w:val="20"/>
+          <w:szCs w:val="20"/>
+          <w:lang w:val="fr-FR"/>
         </w:rPr>
         <w:t xml:space="preserve"> Faute grave</w:t>
       </w:r>
     </w:p>
     <w:p>
       <w:pPr>
-        <w:spacing w:after="120" w:line="240" w:lineRule="auto"/>
-        <w:jc w:val="both"/>
-        <w:rPr>
-          <w:rFonts w:ascii="Aptos" w:hAnsi="Aptos"/>
-          <w:sz w:val="20"/>
-          <w:szCs w:val="20"/>
-        </w:rPr>
-      </w:pPr>
-      <w:r>
-        <w:rPr>
-          <w:rFonts w:ascii="Aptos" w:hAnsi="Aptos"/>
-          <w:sz w:val="20"/>
-          <w:szCs w:val="20"/>
+        <w:rPr>
+          <w:rFonts w:asciiTheme="minorBidi" w:hAnsiTheme="minorBidi"/>
+          <w:sz w:val="20"/>
+          <w:szCs w:val="20"/>
+          <w:lang w:val="fr-FR"/>
+        </w:rPr>
+      </w:pPr>
+      <w:r>
+        <w:rPr>
+          <w:rFonts w:asciiTheme="minorBidi" w:hAnsiTheme="minorBidi"/>
+          <w:sz w:val="20"/>
+          <w:szCs w:val="20"/>
+          <w:lang w:val="fr-FR"/>
         </w:rPr>
         <w:t>Toute faute grave peut entraîner une exclusion immédiate.</w:t>
       </w:r>
     </w:p>
     <w:p>
       <w:pPr>
-        <w:spacing w:after="60" w:line="240" w:lineRule="auto"/>
-        <w:rPr>
-          <w:rFonts w:ascii="Aptos" w:hAnsi="Aptos"/>
-          <w:b/>
-          <w:bCs/>
-          <w:sz w:val="20"/>
-          <w:szCs w:val="20"/>
-        </w:rPr>
-      </w:pPr>
-      <w:r>
-        <w:rPr>
-          <w:rFonts w:ascii="Aptos" w:hAnsi="Aptos"/>
-          <w:b/>
-          <w:bCs/>
-          <w:sz w:val="20"/>
-          <w:szCs w:val="20"/>
+        <w:rPr>
+          <w:rFonts w:asciiTheme="minorBidi" w:hAnsiTheme="minorBidi"/>
+          <w:b/>
+          <w:bCs/>
+          <w:sz w:val="20"/>
+          <w:szCs w:val="20"/>
+          <w:lang w:val="fr-FR"/>
+        </w:rPr>
+      </w:pPr>
+      <w:r>
+        <w:rPr>
+          <w:rFonts w:asciiTheme="minorBidi" w:hAnsiTheme="minorBidi"/>
+          <w:b/>
+          <w:bCs/>
+          <w:sz w:val="20"/>
+          <w:szCs w:val="20"/>
+          <w:lang w:val="fr-FR"/>
         </w:rPr>
         <w:t xml:space="preserve">Article </w:t>
       </w:r>
-      <w:r>
-        <w:rPr>
-          <w:rFonts w:ascii="Aptos" w:hAnsi="Aptos"/>
-          <w:b/>
-          <w:bCs/>
-          <w:sz w:val="20"/>
-          <w:szCs w:val="20"/>
+      <w:proofErr w:type="gramStart"/>
+      <w:r>
+        <w:rPr>
+          <w:rFonts w:asciiTheme="minorBidi" w:hAnsiTheme="minorBidi"/>
+          <w:b/>
+          <w:bCs/>
+          <w:sz w:val="20"/>
+          <w:szCs w:val="20"/>
+          <w:lang w:val="fr-FR"/>
         </w:rPr>
         <w:t>10:</w:t>
       </w:r>
-      <w:r>
-        <w:rPr>
-          <w:rFonts w:ascii="Aptos" w:hAnsi="Aptos"/>
-          <w:b/>
-          <w:bCs/>
-          <w:sz w:val="20"/>
-          <w:szCs w:val="20"/>
+      <w:proofErr w:type="gramEnd"/>
+      <w:r>
+        <w:rPr>
+          <w:rFonts w:asciiTheme="minorBidi" w:hAnsiTheme="minorBidi"/>
+          <w:b/>
+          <w:bCs/>
+          <w:sz w:val="20"/>
+          <w:szCs w:val="20"/>
+          <w:lang w:val="fr-FR"/>
         </w:rPr>
         <w:t xml:space="preserve"> Matériel</w:t>
       </w:r>
     </w:p>
     <w:p>
       <w:pPr>
-        <w:spacing w:after="120" w:line="240" w:lineRule="auto"/>
-        <w:jc w:val="both"/>
-        <w:rPr>
-          <w:rFonts w:ascii="Aptos" w:hAnsi="Aptos"/>
-          <w:sz w:val="20"/>
-          <w:szCs w:val="20"/>
-        </w:rPr>
-      </w:pPr>
-      <w:r>
-        <w:rPr>
-          <w:rFonts w:ascii="Aptos" w:hAnsi="Aptos"/>
-          <w:sz w:val="20"/>
-          <w:szCs w:val="20"/>
+        <w:rPr>
+          <w:rFonts w:asciiTheme="minorBidi" w:hAnsiTheme="minorBidi"/>
+          <w:sz w:val="20"/>
+          <w:szCs w:val="20"/>
+          <w:lang w:val="fr-FR"/>
+        </w:rPr>
+      </w:pPr>
+      <w:r>
+        <w:rPr>
+          <w:rFonts w:asciiTheme="minorBidi" w:hAnsiTheme="minorBidi"/>
+          <w:sz w:val="20"/>
+          <w:szCs w:val="20"/>
+          <w:lang w:val="fr-FR"/>
         </w:rPr>
         <w:t>Les équipements doivent être utilisés avec soin.</w:t>
       </w:r>
     </w:p>
     <w:p>
       <w:pPr>
-        <w:spacing w:after="60" w:line="240" w:lineRule="auto"/>
-        <w:rPr>
-          <w:rFonts w:ascii="Aptos" w:hAnsi="Aptos"/>
-          <w:b/>
-          <w:bCs/>
-          <w:sz w:val="20"/>
-          <w:szCs w:val="20"/>
-        </w:rPr>
-      </w:pPr>
-      <w:r>
-        <w:rPr>
-          <w:rFonts w:ascii="Aptos" w:hAnsi="Aptos"/>
-          <w:b/>
-          <w:bCs/>
-          <w:sz w:val="20"/>
-          <w:szCs w:val="20"/>
+        <w:rPr>
+          <w:rFonts w:asciiTheme="minorBidi" w:hAnsiTheme="minorBidi"/>
+          <w:b/>
+          <w:bCs/>
+          <w:sz w:val="20"/>
+          <w:szCs w:val="20"/>
+          <w:lang w:val="fr-FR"/>
+        </w:rPr>
+      </w:pPr>
+      <w:r>
+        <w:rPr>
+          <w:rFonts w:asciiTheme="minorBidi" w:hAnsiTheme="minorBidi"/>
+          <w:b/>
+          <w:bCs/>
+          <w:sz w:val="20"/>
+          <w:szCs w:val="20"/>
+          <w:lang w:val="fr-FR"/>
         </w:rPr>
         <w:t xml:space="preserve">Article </w:t>
       </w:r>
-      <w:r>
-        <w:rPr>
-          <w:rFonts w:ascii="Aptos" w:hAnsi="Aptos"/>
-          <w:b/>
-          <w:bCs/>
-          <w:sz w:val="20"/>
-          <w:szCs w:val="20"/>
+      <w:proofErr w:type="gramStart"/>
+      <w:r>
+        <w:rPr>
+          <w:rFonts w:asciiTheme="minorBidi" w:hAnsiTheme="minorBidi"/>
+          <w:b/>
+          <w:bCs/>
+          <w:sz w:val="20"/>
+          <w:szCs w:val="20"/>
+          <w:lang w:val="fr-FR"/>
         </w:rPr>
         <w:t>11:</w:t>
       </w:r>
-      <w:r>
-        <w:rPr>
-          <w:rFonts w:ascii="Aptos" w:hAnsi="Aptos"/>
-          <w:b/>
-          <w:bCs/>
-          <w:sz w:val="20"/>
-          <w:szCs w:val="20"/>
+      <w:proofErr w:type="gramEnd"/>
+      <w:r>
+        <w:rPr>
+          <w:rFonts w:asciiTheme="minorBidi" w:hAnsiTheme="minorBidi"/>
+          <w:b/>
+          <w:bCs/>
+          <w:sz w:val="20"/>
+          <w:szCs w:val="20"/>
+          <w:lang w:val="fr-FR"/>
         </w:rPr>
         <w:t xml:space="preserve"> Sanctions</w:t>
       </w:r>
     </w:p>
     <w:p>
       <w:pPr>
-        <w:spacing w:after="120" w:line="240" w:lineRule="auto"/>
-        <w:jc w:val="both"/>
-        <w:rPr>
-          <w:rFonts w:ascii="Aptos" w:hAnsi="Aptos"/>
-          <w:sz w:val="20"/>
-          <w:szCs w:val="20"/>
-        </w:rPr>
-      </w:pPr>
-      <w:r>
-        <w:rPr>
-          <w:rFonts w:ascii="Aptos" w:hAnsi="Aptos"/>
-          <w:sz w:val="20"/>
-          <w:szCs w:val="20"/>
+        <w:rPr>
+          <w:rFonts w:asciiTheme="minorBidi" w:hAnsiTheme="minorBidi"/>
+          <w:sz w:val="20"/>
+          <w:szCs w:val="20"/>
+          <w:lang w:val="fr-FR"/>
+        </w:rPr>
+      </w:pPr>
+      <w:r>
+        <w:rPr>
+          <w:rFonts w:asciiTheme="minorBidi" w:hAnsiTheme="minorBidi"/>
+          <w:sz w:val="20"/>
+          <w:szCs w:val="20"/>
+          <w:lang w:val="fr-FR"/>
         </w:rPr>
         <w:t>Avertissement verbal, écrit, exclusion temporaire ou définitive.</w:t>
       </w:r>
     </w:p>
     <w:p>
       <w:pPr>
-        <w:spacing w:after="60" w:line="240" w:lineRule="auto"/>
-        <w:rPr>
-          <w:rFonts w:ascii="Aptos" w:hAnsi="Aptos"/>
-          <w:b/>
-          <w:bCs/>
-          <w:sz w:val="20"/>
-          <w:szCs w:val="20"/>
-        </w:rPr>
-      </w:pPr>
-      <w:r>
-        <w:rPr>
-          <w:rFonts w:ascii="Aptos" w:hAnsi="Aptos"/>
-          <w:b/>
-          <w:bCs/>
-          <w:sz w:val="20"/>
-          <w:szCs w:val="20"/>
+        <w:rPr>
+          <w:rFonts w:asciiTheme="minorBidi" w:hAnsiTheme="minorBidi"/>
+          <w:b/>
+          <w:bCs/>
+          <w:sz w:val="20"/>
+          <w:szCs w:val="20"/>
+          <w:lang w:val="fr-FR"/>
+        </w:rPr>
+      </w:pPr>
+      <w:r>
+        <w:rPr>
+          <w:rFonts w:asciiTheme="minorBidi" w:hAnsiTheme="minorBidi"/>
+          <w:b/>
+          <w:bCs/>
+          <w:sz w:val="20"/>
+          <w:szCs w:val="20"/>
+          <w:lang w:val="fr-FR"/>
         </w:rPr>
         <w:t xml:space="preserve">Article </w:t>
       </w:r>
-      <w:r>
-        <w:rPr>
-          <w:rFonts w:ascii="Aptos" w:hAnsi="Aptos"/>
-          <w:b/>
-          <w:bCs/>
-          <w:sz w:val="20"/>
-          <w:szCs w:val="20"/>
+      <w:proofErr w:type="gramStart"/>
+      <w:r>
+        <w:rPr>
+          <w:rFonts w:asciiTheme="minorBidi" w:hAnsiTheme="minorBidi"/>
+          <w:b/>
+          <w:bCs/>
+          <w:sz w:val="20"/>
+          <w:szCs w:val="20"/>
+          <w:lang w:val="fr-FR"/>
         </w:rPr>
         <w:t>12:</w:t>
       </w:r>
-      <w:r>
-        <w:rPr>
-          <w:rFonts w:ascii="Aptos" w:hAnsi="Aptos"/>
-          <w:b/>
-          <w:bCs/>
-          <w:sz w:val="20"/>
-          <w:szCs w:val="20"/>
+      <w:proofErr w:type="gramEnd"/>
+      <w:r>
+        <w:rPr>
+          <w:rFonts w:asciiTheme="minorBidi" w:hAnsiTheme="minorBidi"/>
+          <w:b/>
+          <w:bCs/>
+          <w:sz w:val="20"/>
+          <w:szCs w:val="20"/>
+          <w:lang w:val="fr-FR"/>
         </w:rPr>
         <w:t xml:space="preserve"> Pouvoir de décision</w:t>
       </w:r>
@@ -804,152 +871,147 @@
     <w:p>
       <w:pPr>
         <w:rPr>
-          <w:rFonts w:ascii="Aptos" w:hAnsi="Aptos"/>
-          <w:sz w:val="20"/>
-          <w:szCs w:val="20"/>
-        </w:rPr>
-      </w:pPr>
-      <w:r>
-        <w:rPr>
-          <w:rFonts w:ascii="Aptos" w:hAnsi="Aptos"/>
-          <w:sz w:val="20"/>
-          <w:szCs w:val="20"/>
-        </w:rPr>
+          <w:rFonts w:asciiTheme="minorBidi" w:hAnsiTheme="minorBidi"/>
+          <w:sz w:val="20"/>
+          <w:szCs w:val="20"/>
+          <w:lang w:val="fr-FR"/>
+        </w:rPr>
+      </w:pPr>
+      <w:r>
+        <w:rPr>
+          <w:rFonts w:asciiTheme="minorBidi" w:hAnsiTheme="minorBidi"/>
+          <w:sz w:val="20"/>
+          <w:szCs w:val="20"/>
+          <w:lang w:val="fr-FR"/>
+        </w:rPr>
+        <w:lastRenderedPageBreak/>
         <w:t>La Direction se réserve le droit de toute décision nécessaire.</w:t>
       </w:r>
     </w:p>
     <w:p>
       <w:pPr>
-        <w:spacing w:after="0" w:line="240" w:lineRule="auto"/>
-        <w:ind w:left="5761"/>
-        <w:rPr>
-          <w:rFonts w:ascii="Aptos" w:hAnsi="Aptos"/>
-          <w:b/>
-          <w:bCs/>
-          <w:sz w:val="20"/>
-          <w:szCs w:val="20"/>
-        </w:rPr>
-      </w:pPr>
-    </w:p>
-    <w:p>
-      <w:pPr>
-        <w:spacing w:after="0" w:line="240" w:lineRule="auto"/>
-        <w:ind w:left="5761"/>
-        <w:rPr>
-          <w:rFonts w:ascii="Aptos" w:hAnsi="Aptos"/>
-          <w:b/>
-          <w:bCs/>
-          <w:sz w:val="20"/>
-          <w:szCs w:val="20"/>
-        </w:rPr>
-      </w:pPr>
-    </w:p>
-    <w:p>
-      <w:pPr>
-        <w:spacing w:after="0" w:line="240" w:lineRule="auto"/>
-        <w:ind w:left="5761"/>
-        <w:rPr>
-          <w:rFonts w:ascii="Aptos" w:hAnsi="Aptos"/>
-          <w:b/>
-          <w:bCs/>
-          <w:sz w:val="20"/>
-          <w:szCs w:val="20"/>
-        </w:rPr>
-      </w:pPr>
-      <w:r>
-        <w:rPr>
-          <w:rFonts w:ascii="Aptos" w:hAnsi="Aptos"/>
-          <w:b/>
-          <w:bCs/>
-          <w:sz w:val="20"/>
-          <w:szCs w:val="20"/>
+        <w:rPr>
+          <w:rFonts w:asciiTheme="minorBidi" w:hAnsiTheme="minorBidi"/>
+          <w:b/>
+          <w:bCs/>
+          <w:sz w:val="20"/>
+          <w:szCs w:val="20"/>
+          <w:lang w:val="fr-FR"/>
+        </w:rPr>
+      </w:pPr>
+    </w:p>
+    <w:p>
+      <w:pPr>
+        <w:rPr>
+          <w:rFonts w:asciiTheme="minorBidi" w:hAnsiTheme="minorBidi"/>
+          <w:b/>
+          <w:bCs/>
+          <w:sz w:val="20"/>
+          <w:szCs w:val="20"/>
+          <w:lang w:val="fr-FR"/>
+        </w:rPr>
+      </w:pPr>
+    </w:p>
+    <w:p>
+      <w:pPr>
+        <w:rPr>
+          <w:rFonts w:asciiTheme="minorBidi" w:hAnsiTheme="minorBidi"/>
+          <w:b/>
+          <w:bCs/>
+          <w:sz w:val="20"/>
+          <w:szCs w:val="20"/>
+          <w:lang w:val="en"/>
+        </w:rPr>
+      </w:pPr>
+      <w:r>
+        <w:rPr>
+          <w:rFonts w:asciiTheme="minorBidi" w:hAnsiTheme="minorBidi"/>
+          <w:b/>
+          <w:bCs/>
+          <w:sz w:val="20"/>
+          <w:szCs w:val="20"/>
+          <w:lang w:val="en"/>
         </w:rPr>
         <w:t>GUARDE SECURITY SERVICE</w:t>
       </w:r>
     </w:p>
     <w:p>
       <w:pPr>
-        <w:spacing w:after="480"/>
-        <w:ind w:left="5761"/>
-        <w:rPr>
-          <w:rFonts w:ascii="Aptos" w:hAnsi="Aptos"/>
-          <w:b/>
-          <w:bCs/>
-          <w:sz w:val="20"/>
-          <w:szCs w:val="20"/>
-        </w:rPr>
-      </w:pPr>
-      <w:r>
-        <w:rPr>
-          <w:rFonts w:ascii="Aptos" w:hAnsi="Aptos"/>
-          <w:b/>
-          <w:bCs/>
-          <w:sz w:val="20"/>
-          <w:szCs w:val="20"/>
-        </w:rPr>
-        <w:t xml:space="preserve">           </w:t>
-      </w:r>
-      <w:r>
-        <w:rPr>
-          <w:rFonts w:ascii="Aptos" w:hAnsi="Aptos"/>
-          <w:b/>
-          <w:bCs/>
-          <w:sz w:val="20"/>
-          <w:szCs w:val="20"/>
-        </w:rPr>
-        <w:t>Centre de formation</w:t>
-      </w:r>
-    </w:p>
-    <w:p>
-      <w:pPr>
-        <w:ind w:left="5040" w:firstLine="720"/>
-        <w:rPr>
-          <w:rFonts w:ascii="Aptos" w:hAnsi="Aptos"/>
-          <w:sz w:val="20"/>
-          <w:szCs w:val="20"/>
-        </w:rPr>
-      </w:pPr>
-      <w:r>
-        <w:rPr>
-          <w:rFonts w:ascii="Aptos" w:hAnsi="Aptos"/>
-          <w:sz w:val="20"/>
-          <w:szCs w:val="20"/>
-        </w:rPr>
-        <w:t>___________</w:t>
-      </w:r>
-      <w:r>
-        <w:rPr>
-          <w:rFonts w:ascii="Aptos" w:hAnsi="Aptos"/>
-          <w:sz w:val="20"/>
-          <w:szCs w:val="20"/>
-        </w:rPr>
-        <w:t>__________________</w:t>
-      </w:r>
+        <w:rPr>
+          <w:rFonts w:asciiTheme="minorBidi" w:hAnsiTheme="minorBidi"/>
+          <w:b/>
+          <w:bCs/>
+          <w:sz w:val="20"/>
+          <w:szCs w:val="20"/>
+          <w:lang w:val="en"/>
+        </w:rPr>
+      </w:pPr>
+      <w:r>
+        <w:rPr>
+          <w:rFonts w:asciiTheme="minorBidi" w:hAnsiTheme="minorBidi"/>
+          <w:b/>
+          <w:bCs/>
+          <w:sz w:val="20"/>
+          <w:szCs w:val="20"/>
+          <w:lang w:val="en"/>
+        </w:rPr>
+        <w:t xml:space="preserve">           Centre de formation</w:t>
+      </w:r>
+    </w:p>
+    <w:p>
+      <w:pPr>
+        <w:rPr>
+          <w:rFonts w:asciiTheme="minorBidi" w:hAnsiTheme="minorBidi"/>
+          <w:sz w:val="20"/>
+          <w:szCs w:val="20"/>
+          <w:lang w:val="en"/>
+        </w:rPr>
+      </w:pPr>
+      <w:r>
+        <w:rPr>
+          <w:rFonts w:asciiTheme="minorBidi" w:hAnsiTheme="minorBidi"/>
+          <w:sz w:val="20"/>
+          <w:szCs w:val="20"/>
+          <w:lang w:val="en"/>
+        </w:rPr>
+        <w:t>_____________________________</w:t>
+      </w:r>
+    </w:p>
+    <w:p>
+      <w:pPr>
+        <w:rPr>
+          <w:rFonts w:asciiTheme="minorBidi" w:hAnsiTheme="minorBidi"/>
+          <w:sz w:val="20"/>
+          <w:szCs w:val="20"/>
+        </w:rPr>
+      </w:pPr>
     </w:p>
     <w:sectPr>
       <w:pgSz w:w="12240" w:h="15840"/>
-      <w:pgMar w:top="1440" w:right="1800" w:bottom="1440" w:left="1800" w:header="720" w:footer="720" w:gutter="0"/>
-      <w:pgNumType w:start="1"/>
+      <w:pgMar w:top="1440" w:right="1440" w:bottom="1440" w:left="1440" w:header="720" w:footer="720" w:gutter="0"/>
       <w:cols w:space="720"/>
+      <w:docGrid w:linePitch="360"/>
     </w:sectPr>
   </w:body>
 </w:document>
 </file>
 
 <file path=word/styles.xml><?xml version="1.0" encoding="utf-8"?>
-<w:styles xmlns:mc="http://schemas.openxmlformats.org/markup-compatibility/2006" xmlns:r="http://schemas.openxmlformats.org/officeDocument/2006/relationships" xmlns:w="http://schemas.openxmlformats.org/wordprocessingml/2006/main" xmlns:w14="http://schemas.microsoft.com/office/word/2010/wordml" xmlns:w15="http://schemas.microsoft.com/office/word/2012/wordml" xmlns:w16cex="http://schemas.microsoft.com/office/word/2018/wordml/cex" xmlns:w16cid="http://schemas.microsoft.com/office/word/2016/wordml/cid" xmlns:w16="http://schemas.microsoft.com/office/word/2018/wordml" xmlns:w16sdtdh="http://schemas.microsoft.com/office/word/2020/wordml/sdtdatahash" xmlns:w16se="http://schemas.microsoft.com/office/word/2015/wordml/symex" mc:Ignorable="w14 w15 w16se w16cid w16 w16cex w16sdtdh">
+<w:styles xmlns:mc="http://schemas.openxmlformats.org/markup-compatibility/2006" xmlns:r="http://schemas.openxmlformats.org/officeDocument/2006/relationships" xmlns:w="http://schemas.openxmlformats.org/wordprocessingml/2006/main" xmlns:w14="http://schemas.microsoft.com/office/word/2010/wordml" xmlns:w15="http://schemas.microsoft.com/office/word/2012/wordml" xmlns:w16cex="http://schemas.microsoft.com/office/word/2018/wordml/cex" xmlns:w16cid="http://schemas.microsoft.com/office/word/2016/wordml/cid" xmlns:w16="http://schemas.microsoft.com/office/word/2018/wordml" xmlns:w16du="http://schemas.microsoft.com/office/word/2023/wordml/word16du" xmlns:w16sdtdh="http://schemas.microsoft.com/office/word/2020/wordml/sdtdatahash" xmlns:w16sdtfl="http://schemas.microsoft.com/office/word/2024/wordml/sdtformatlock" xmlns:w16se="http://schemas.microsoft.com/office/word/2015/wordml/symex" mc:Ignorable="w14 w15 w16se w16cid w16 w16cex w16sdtdh w16sdtfl w16du">
   <w:docDefaults>
     <w:rPrDefault>
       <w:rPr>
-        <w:rFonts w:ascii="Cambria" w:eastAsia="Cambria" w:hAnsi="Cambria" w:cs="Cambria"/>
-        <w:sz w:val="22"/>
-        <w:szCs w:val="22"/>
-        <w:lang w:val="en" w:eastAsia="en-US" w:bidi="ar-SA"/>
+        <w:rFonts w:asciiTheme="minorHAnsi" w:eastAsiaTheme="minorHAnsi" w:hAnsiTheme="minorHAnsi" w:cstheme="minorBidi"/>
+        <w:kern w:val="2"/>
+        <w:sz w:val="24"/>
+        <w:szCs w:val="24"/>
+        <w:lang w:val="en-US" w:eastAsia="en-US" w:bidi="ar-SA"/>
+        <w14:ligatures w14:val="standardContextual"/>
       </w:rPr>
     </w:rPrDefault>
     <w:pPrDefault>
       <w:pPr>
-        <w:spacing w:after="200" w:line="276" w:lineRule="auto"/>
+        <w:spacing w:after="160" w:line="278" w:lineRule="auto"/>
       </w:pPr>
     </w:pPrDefault>
   </w:docDefaults>
@@ -1339,126 +1401,199 @@
     <w:name w:val="heading 1"/>
     <w:basedOn w:val="Normal"/>
     <w:next w:val="Normal"/>
+    <w:link w:val="Heading1Char"/>
     <w:uiPriority w:val="9"/>
     <w:qFormat/>
+    <w:rsid w:val="001A1108"/>
     <w:pPr>
       <w:keepNext/>
       <w:keepLines/>
-      <w:spacing w:before="480" w:after="0"/>
+      <w:spacing w:before="360" w:after="80"/>
       <w:outlineLvl w:val="0"/>
     </w:pPr>
     <w:rPr>
-      <w:rFonts w:ascii="Calibri" w:eastAsia="Calibri" w:hAnsi="Calibri" w:cs="Calibri"/>
-      <w:b/>
-      <w:bCs/>
-      <w:color w:val="366091"/>
-      <w:sz w:val="28"/>
-      <w:szCs w:val="28"/>
+      <w:rFonts w:asciiTheme="majorHAnsi" w:eastAsiaTheme="majorEastAsia" w:hAnsiTheme="majorHAnsi" w:cstheme="majorBidi"/>
+      <w:color w:val="0F4761" w:themeColor="accent1" w:themeShade="BF"/>
+      <w:sz w:val="40"/>
+      <w:szCs w:val="40"/>
     </w:rPr>
   </w:style>
   <w:style w:type="paragraph" w:styleId="Heading2">
     <w:name w:val="heading 2"/>
     <w:basedOn w:val="Normal"/>
     <w:next w:val="Normal"/>
+    <w:link w:val="Heading2Char"/>
     <w:uiPriority w:val="9"/>
+    <w:semiHidden/>
     <w:unhideWhenUsed/>
     <w:qFormat/>
+    <w:rsid w:val="001A1108"/>
     <w:pPr>
       <w:keepNext/>
       <w:keepLines/>
-      <w:spacing w:before="200" w:after="0"/>
+      <w:spacing w:before="160" w:after="80"/>
       <w:outlineLvl w:val="1"/>
     </w:pPr>
     <w:rPr>
-      <w:rFonts w:ascii="Calibri" w:eastAsia="Calibri" w:hAnsi="Calibri" w:cs="Calibri"/>
-      <w:b/>
-      <w:bCs/>
-      <w:color w:val="4F81BD"/>
-      <w:sz w:val="26"/>
-      <w:szCs w:val="26"/>
+      <w:rFonts w:asciiTheme="majorHAnsi" w:eastAsiaTheme="majorEastAsia" w:hAnsiTheme="majorHAnsi" w:cstheme="majorBidi"/>
+      <w:color w:val="0F4761" w:themeColor="accent1" w:themeShade="BF"/>
+      <w:sz w:val="32"/>
+      <w:szCs w:val="32"/>
     </w:rPr>
   </w:style>
   <w:style w:type="paragraph" w:styleId="Heading3">
     <w:name w:val="heading 3"/>
     <w:basedOn w:val="Normal"/>
     <w:next w:val="Normal"/>
+    <w:link w:val="Heading3Char"/>
     <w:uiPriority w:val="9"/>
+    <w:semiHidden/>
     <w:unhideWhenUsed/>
     <w:qFormat/>
+    <w:rsid w:val="001A1108"/>
     <w:pPr>
       <w:keepNext/>
       <w:keepLines/>
-      <w:spacing w:before="200" w:after="0"/>
+      <w:spacing w:before="160" w:after="80"/>
       <w:outlineLvl w:val="2"/>
     </w:pPr>
     <w:rPr>
-      <w:rFonts w:ascii="Calibri" w:eastAsia="Calibri" w:hAnsi="Calibri" w:cs="Calibri"/>
-      <w:b/>
-      <w:bCs/>
-      <w:color w:val="4F81BD"/>
+      <w:rFonts w:eastAsiaTheme="majorEastAsia" w:cstheme="majorBidi"/>
+      <w:color w:val="0F4761" w:themeColor="accent1" w:themeShade="BF"/>
+      <w:sz w:val="28"/>
+      <w:szCs w:val="28"/>
     </w:rPr>
   </w:style>
   <w:style w:type="paragraph" w:styleId="Heading4">
     <w:name w:val="heading 4"/>
     <w:basedOn w:val="Normal"/>
     <w:next w:val="Normal"/>
+    <w:link w:val="Heading4Char"/>
     <w:uiPriority w:val="9"/>
     <w:semiHidden/>
     <w:unhideWhenUsed/>
     <w:qFormat/>
+    <w:rsid w:val="001A1108"/>
     <w:pPr>
       <w:keepNext/>
       <w:keepLines/>
-      <w:spacing w:before="200" w:after="0"/>
+      <w:spacing w:before="80" w:after="40"/>
       <w:outlineLvl w:val="3"/>
     </w:pPr>
     <w:rPr>
-      <w:rFonts w:ascii="Calibri" w:eastAsia="Calibri" w:hAnsi="Calibri" w:cs="Calibri"/>
-      <w:b/>
-      <w:bCs/>
+      <w:rFonts w:eastAsiaTheme="majorEastAsia" w:cstheme="majorBidi"/>
       <w:i/>
       <w:iCs/>
-      <w:color w:val="4F81BD"/>
+      <w:color w:val="0F4761" w:themeColor="accent1" w:themeShade="BF"/>
     </w:rPr>
   </w:style>
   <w:style w:type="paragraph" w:styleId="Heading5">
     <w:name w:val="heading 5"/>
     <w:basedOn w:val="Normal"/>
     <w:next w:val="Normal"/>
+    <w:link w:val="Heading5Char"/>
     <w:uiPriority w:val="9"/>
     <w:semiHidden/>
     <w:unhideWhenUsed/>
     <w:qFormat/>
+    <w:rsid w:val="001A1108"/>
     <w:pPr>
       <w:keepNext/>
       <w:keepLines/>
-      <w:spacing w:before="200" w:after="0"/>
+      <w:spacing w:before="80" w:after="40"/>
       <w:outlineLvl w:val="4"/>
     </w:pPr>
     <w:rPr>
-      <w:rFonts w:ascii="Calibri" w:eastAsia="Calibri" w:hAnsi="Calibri" w:cs="Calibri"/>
-      <w:color w:val="243F61"/>
+      <w:rFonts w:eastAsiaTheme="majorEastAsia" w:cstheme="majorBidi"/>
+      <w:color w:val="0F4761" w:themeColor="accent1" w:themeShade="BF"/>
     </w:rPr>
   </w:style>
   <w:style w:type="paragraph" w:styleId="Heading6">
     <w:name w:val="heading 6"/>
     <w:basedOn w:val="Normal"/>
     <w:next w:val="Normal"/>
+    <w:link w:val="Heading6Char"/>
     <w:uiPriority w:val="9"/>
     <w:semiHidden/>
     <w:unhideWhenUsed/>
     <w:qFormat/>
+    <w:rsid w:val="001A1108"/>
     <w:pPr>
       <w:keepNext/>
       <w:keepLines/>
-      <w:spacing w:before="200" w:after="0"/>
+      <w:spacing w:before="40" w:after="0"/>
       <w:outlineLvl w:val="5"/>
     </w:pPr>
     <w:rPr>
-      <w:rFonts w:ascii="Calibri" w:eastAsia="Calibri" w:hAnsi="Calibri" w:cs="Calibri"/>
+      <w:rFonts w:eastAsiaTheme="majorEastAsia" w:cstheme="majorBidi"/>
       <w:i/>
       <w:iCs/>
-      <w:color w:val="243F61"/>
+      <w:color w:val="595959" w:themeColor="text1" w:themeTint="A6"/>
+    </w:rPr>
+  </w:style>
+  <w:style w:type="paragraph" w:styleId="Heading7">
+    <w:name w:val="heading 7"/>
+    <w:basedOn w:val="Normal"/>
+    <w:next w:val="Normal"/>
+    <w:link w:val="Heading7Char"/>
+    <w:uiPriority w:val="9"/>
+    <w:semiHidden/>
+    <w:unhideWhenUsed/>
+    <w:qFormat/>
+    <w:rsid w:val="001A1108"/>
+    <w:pPr>
+      <w:keepNext/>
+      <w:keepLines/>
+      <w:spacing w:before="40" w:after="0"/>
+      <w:outlineLvl w:val="6"/>
+    </w:pPr>
+    <w:rPr>
+      <w:rFonts w:eastAsiaTheme="majorEastAsia" w:cstheme="majorBidi"/>
+      <w:color w:val="595959" w:themeColor="text1" w:themeTint="A6"/>
+    </w:rPr>
+  </w:style>
+  <w:style w:type="paragraph" w:styleId="Heading8">
+    <w:name w:val="heading 8"/>
+    <w:basedOn w:val="Normal"/>
+    <w:next w:val="Normal"/>
+    <w:link w:val="Heading8Char"/>
+    <w:uiPriority w:val="9"/>
+    <w:semiHidden/>
+    <w:unhideWhenUsed/>
+    <w:qFormat/>
+    <w:rsid w:val="001A1108"/>
+    <w:pPr>
+      <w:keepNext/>
+      <w:keepLines/>
+      <w:spacing w:after="0"/>
+      <w:outlineLvl w:val="7"/>
+    </w:pPr>
+    <w:rPr>
+      <w:rFonts w:eastAsiaTheme="majorEastAsia" w:cstheme="majorBidi"/>
+      <w:i/>
+      <w:iCs/>
+      <w:color w:val="272727" w:themeColor="text1" w:themeTint="D8"/>
+    </w:rPr>
+  </w:style>
+  <w:style w:type="paragraph" w:styleId="Heading9">
+    <w:name w:val="heading 9"/>
+    <w:basedOn w:val="Normal"/>
+    <w:next w:val="Normal"/>
+    <w:link w:val="Heading9Char"/>
+    <w:uiPriority w:val="9"/>
+    <w:semiHidden/>
+    <w:unhideWhenUsed/>
+    <w:qFormat/>
+    <w:rsid w:val="001A1108"/>
+    <w:pPr>
+      <w:keepNext/>
+      <w:keepLines/>
+      <w:spacing w:after="0"/>
+      <w:outlineLvl w:val="8"/>
+    </w:pPr>
+    <w:rPr>
+      <w:rFonts w:eastAsiaTheme="majorEastAsia" w:cstheme="majorBidi"/>
+      <w:color w:val="272727" w:themeColor="text1" w:themeTint="D8"/>
     </w:rPr>
   </w:style>
   <w:style w:type="character" w:default="1" w:styleId="DefaultParagraphFont">
@@ -1487,49 +1622,294 @@
     <w:semiHidden/>
     <w:unhideWhenUsed/>
   </w:style>
-  <w:style w:type="table" w:customStyle="1" w:styleId="TableNormal0">
-    <w:name w:val="TableNormal"/>
-    <w:tblPr>
-      <w:tblCellMar>
-        <w:top w:w="100" w:type="dxa"/>
-        <w:left w:w="100" w:type="dxa"/>
-        <w:bottom w:w="100" w:type="dxa"/>
-        <w:right w:w="100" w:type="dxa"/>
-      </w:tblCellMar>
-    </w:tblPr>
+  <w:style w:type="character" w:customStyle="1" w:styleId="Heading1Char">
+    <w:name w:val="Heading 1 Char"/>
+    <w:basedOn w:val="DefaultParagraphFont"/>
+    <w:link w:val="Heading1"/>
+    <w:uiPriority w:val="9"/>
+    <w:rsid w:val="001A1108"/>
+    <w:rPr>
+      <w:rFonts w:asciiTheme="majorHAnsi" w:eastAsiaTheme="majorEastAsia" w:hAnsiTheme="majorHAnsi" w:cstheme="majorBidi"/>
+      <w:color w:val="0F4761" w:themeColor="accent1" w:themeShade="BF"/>
+      <w:sz w:val="40"/>
+      <w:szCs w:val="40"/>
+    </w:rPr>
+  </w:style>
+  <w:style w:type="character" w:customStyle="1" w:styleId="Heading2Char">
+    <w:name w:val="Heading 2 Char"/>
+    <w:basedOn w:val="DefaultParagraphFont"/>
+    <w:link w:val="Heading2"/>
+    <w:uiPriority w:val="9"/>
+    <w:semiHidden/>
+    <w:rsid w:val="001A1108"/>
+    <w:rPr>
+      <w:rFonts w:asciiTheme="majorHAnsi" w:eastAsiaTheme="majorEastAsia" w:hAnsiTheme="majorHAnsi" w:cstheme="majorBidi"/>
+      <w:color w:val="0F4761" w:themeColor="accent1" w:themeShade="BF"/>
+      <w:sz w:val="32"/>
+      <w:szCs w:val="32"/>
+    </w:rPr>
+  </w:style>
+  <w:style w:type="character" w:customStyle="1" w:styleId="Heading3Char">
+    <w:name w:val="Heading 3 Char"/>
+    <w:basedOn w:val="DefaultParagraphFont"/>
+    <w:link w:val="Heading3"/>
+    <w:uiPriority w:val="9"/>
+    <w:semiHidden/>
+    <w:rsid w:val="001A1108"/>
+    <w:rPr>
+      <w:rFonts w:eastAsiaTheme="majorEastAsia" w:cstheme="majorBidi"/>
+      <w:color w:val="0F4761" w:themeColor="accent1" w:themeShade="BF"/>
+      <w:sz w:val="28"/>
+      <w:szCs w:val="28"/>
+    </w:rPr>
+  </w:style>
+  <w:style w:type="character" w:customStyle="1" w:styleId="Heading4Char">
+    <w:name w:val="Heading 4 Char"/>
+    <w:basedOn w:val="DefaultParagraphFont"/>
+    <w:link w:val="Heading4"/>
+    <w:uiPriority w:val="9"/>
+    <w:semiHidden/>
+    <w:rsid w:val="001A1108"/>
+    <w:rPr>
+      <w:rFonts w:eastAsiaTheme="majorEastAsia" w:cstheme="majorBidi"/>
+      <w:i/>
+      <w:iCs/>
+      <w:color w:val="0F4761" w:themeColor="accent1" w:themeShade="BF"/>
+    </w:rPr>
+  </w:style>
+  <w:style w:type="character" w:customStyle="1" w:styleId="Heading5Char">
+    <w:name w:val="Heading 5 Char"/>
+    <w:basedOn w:val="DefaultParagraphFont"/>
+    <w:link w:val="Heading5"/>
+    <w:uiPriority w:val="9"/>
+    <w:semiHidden/>
+    <w:rsid w:val="001A1108"/>
+    <w:rPr>
+      <w:rFonts w:eastAsiaTheme="majorEastAsia" w:cstheme="majorBidi"/>
+      <w:color w:val="0F4761" w:themeColor="accent1" w:themeShade="BF"/>
+    </w:rPr>
+  </w:style>
+  <w:style w:type="character" w:customStyle="1" w:styleId="Heading6Char">
+    <w:name w:val="Heading 6 Char"/>
+    <w:basedOn w:val="DefaultParagraphFont"/>
+    <w:link w:val="Heading6"/>
+    <w:uiPriority w:val="9"/>
+    <w:semiHidden/>
+    <w:rsid w:val="001A1108"/>
+    <w:rPr>
+      <w:rFonts w:eastAsiaTheme="majorEastAsia" w:cstheme="majorBidi"/>
+      <w:i/>
+      <w:iCs/>
+      <w:color w:val="595959" w:themeColor="text1" w:themeTint="A6"/>
+    </w:rPr>
+  </w:style>
+  <w:style w:type="character" w:customStyle="1" w:styleId="Heading7Char">
+    <w:name w:val="Heading 7 Char"/>
+    <w:basedOn w:val="DefaultParagraphFont"/>
+    <w:link w:val="Heading7"/>
+    <w:uiPriority w:val="9"/>
+    <w:semiHidden/>
+    <w:rsid w:val="001A1108"/>
+    <w:rPr>
+      <w:rFonts w:eastAsiaTheme="majorEastAsia" w:cstheme="majorBidi"/>
+      <w:color w:val="595959" w:themeColor="text1" w:themeTint="A6"/>
+    </w:rPr>
+  </w:style>
+  <w:style w:type="character" w:customStyle="1" w:styleId="Heading8Char">
+    <w:name w:val="Heading 8 Char"/>
+    <w:basedOn w:val="DefaultParagraphFont"/>
+    <w:link w:val="Heading8"/>
+    <w:uiPriority w:val="9"/>
+    <w:semiHidden/>
+    <w:rsid w:val="001A1108"/>
+    <w:rPr>
+      <w:rFonts w:eastAsiaTheme="majorEastAsia" w:cstheme="majorBidi"/>
+      <w:i/>
+      <w:iCs/>
+      <w:color w:val="272727" w:themeColor="text1" w:themeTint="D8"/>
+    </w:rPr>
+  </w:style>
+  <w:style w:type="character" w:customStyle="1" w:styleId="Heading9Char">
+    <w:name w:val="Heading 9 Char"/>
+    <w:basedOn w:val="DefaultParagraphFont"/>
+    <w:link w:val="Heading9"/>
+    <w:uiPriority w:val="9"/>
+    <w:semiHidden/>
+    <w:rsid w:val="001A1108"/>
+    <w:rPr>
+      <w:rFonts w:eastAsiaTheme="majorEastAsia" w:cstheme="majorBidi"/>
+      <w:color w:val="272727" w:themeColor="text1" w:themeTint="D8"/>
+    </w:rPr>
   </w:style>
   <w:style w:type="paragraph" w:styleId="Title">
     <w:name w:val="Title"/>
     <w:basedOn w:val="Normal"/>
     <w:next w:val="Normal"/>
+    <w:link w:val="TitleChar"/>
     <w:uiPriority w:val="10"/>
     <w:qFormat/>
+    <w:rsid w:val="001A1108"/>
     <w:pPr>
-      <w:pBdr>
-        <w:bottom w:val="single" w:sz="8" w:space="4" w:color="4F81BD"/>
-      </w:pBdr>
-      <w:spacing w:after="300" w:line="240" w:lineRule="auto"/>
+      <w:spacing w:after="80" w:line="240" w:lineRule="auto"/>
+      <w:contextualSpacing/>
     </w:pPr>
     <w:rPr>
-      <w:rFonts w:ascii="Calibri" w:eastAsia="Calibri" w:hAnsi="Calibri" w:cs="Calibri"/>
-      <w:color w:val="17365D"/>
-      <w:sz w:val="52"/>
-      <w:szCs w:val="52"/>
+      <w:rFonts w:asciiTheme="majorHAnsi" w:eastAsiaTheme="majorEastAsia" w:hAnsiTheme="majorHAnsi" w:cstheme="majorBidi"/>
+      <w:spacing w:val="-10"/>
+      <w:kern w:val="28"/>
+      <w:sz w:val="56"/>
+      <w:szCs w:val="56"/>
+    </w:rPr>
+  </w:style>
+  <w:style w:type="character" w:customStyle="1" w:styleId="TitleChar">
+    <w:name w:val="Title Char"/>
+    <w:basedOn w:val="DefaultParagraphFont"/>
+    <w:link w:val="Title"/>
+    <w:uiPriority w:val="10"/>
+    <w:rsid w:val="001A1108"/>
+    <w:rPr>
+      <w:rFonts w:asciiTheme="majorHAnsi" w:eastAsiaTheme="majorEastAsia" w:hAnsiTheme="majorHAnsi" w:cstheme="majorBidi"/>
+      <w:spacing w:val="-10"/>
+      <w:kern w:val="28"/>
+      <w:sz w:val="56"/>
+      <w:szCs w:val="56"/>
     </w:rPr>
   </w:style>
   <w:style w:type="paragraph" w:styleId="Subtitle">
     <w:name w:val="Subtitle"/>
     <w:basedOn w:val="Normal"/>
     <w:next w:val="Normal"/>
+    <w:link w:val="SubtitleChar"/>
     <w:uiPriority w:val="11"/>
     <w:qFormat/>
-    <w:rPr>
-      <w:rFonts w:ascii="Calibri" w:eastAsia="Calibri" w:hAnsi="Calibri" w:cs="Calibri"/>
+    <w:rsid w:val="001A1108"/>
+    <w:pPr>
+      <w:numPr>
+        <w:ilvl w:val="1"/>
+      </w:numPr>
+    </w:pPr>
+    <w:rPr>
+      <w:rFonts w:eastAsiaTheme="majorEastAsia" w:cstheme="majorBidi"/>
+      <w:color w:val="595959" w:themeColor="text1" w:themeTint="A6"/>
+      <w:spacing w:val="15"/>
+      <w:sz w:val="28"/>
+      <w:szCs w:val="28"/>
+    </w:rPr>
+  </w:style>
+  <w:style w:type="character" w:customStyle="1" w:styleId="SubtitleChar">
+    <w:name w:val="Subtitle Char"/>
+    <w:basedOn w:val="DefaultParagraphFont"/>
+    <w:link w:val="Subtitle"/>
+    <w:uiPriority w:val="11"/>
+    <w:rsid w:val="001A1108"/>
+    <w:rPr>
+      <w:rFonts w:eastAsiaTheme="majorEastAsia" w:cstheme="majorBidi"/>
+      <w:color w:val="595959" w:themeColor="text1" w:themeTint="A6"/>
+      <w:spacing w:val="15"/>
+      <w:sz w:val="28"/>
+      <w:szCs w:val="28"/>
+    </w:rPr>
+  </w:style>
+  <w:style w:type="paragraph" w:styleId="Quote">
+    <w:name w:val="Quote"/>
+    <w:basedOn w:val="Normal"/>
+    <w:next w:val="Normal"/>
+    <w:link w:val="QuoteChar"/>
+    <w:uiPriority w:val="29"/>
+    <w:qFormat/>
+    <w:rsid w:val="001A1108"/>
+    <w:pPr>
+      <w:spacing w:before="160"/>
+      <w:jc w:val="center"/>
+    </w:pPr>
+    <w:rPr>
       <w:i/>
       <w:iCs/>
-      <w:color w:val="4F81BD"/>
-      <w:sz w:val="24"/>
-      <w:szCs w:val="24"/>
+      <w:color w:val="404040" w:themeColor="text1" w:themeTint="BF"/>
+    </w:rPr>
+  </w:style>
+  <w:style w:type="character" w:customStyle="1" w:styleId="QuoteChar">
+    <w:name w:val="Quote Char"/>
+    <w:basedOn w:val="DefaultParagraphFont"/>
+    <w:link w:val="Quote"/>
+    <w:uiPriority w:val="29"/>
+    <w:rsid w:val="001A1108"/>
+    <w:rPr>
+      <w:i/>
+      <w:iCs/>
+      <w:color w:val="404040" w:themeColor="text1" w:themeTint="BF"/>
+    </w:rPr>
+  </w:style>
+  <w:style w:type="paragraph" w:styleId="ListParagraph">
+    <w:name w:val="List Paragraph"/>
+    <w:basedOn w:val="Normal"/>
+    <w:uiPriority w:val="34"/>
+    <w:qFormat/>
+    <w:rsid w:val="001A1108"/>
+    <w:pPr>
+      <w:ind w:left="720"/>
+      <w:contextualSpacing/>
+    </w:pPr>
+  </w:style>
+  <w:style w:type="character" w:styleId="IntenseEmphasis">
+    <w:name w:val="Intense Emphasis"/>
+    <w:basedOn w:val="DefaultParagraphFont"/>
+    <w:uiPriority w:val="21"/>
+    <w:qFormat/>
+    <w:rsid w:val="001A1108"/>
+    <w:rPr>
+      <w:i/>
+      <w:iCs/>
+      <w:color w:val="0F4761" w:themeColor="accent1" w:themeShade="BF"/>
+    </w:rPr>
+  </w:style>
+  <w:style w:type="paragraph" w:styleId="IntenseQuote">
+    <w:name w:val="Intense Quote"/>
+    <w:basedOn w:val="Normal"/>
+    <w:next w:val="Normal"/>
+    <w:link w:val="IntenseQuoteChar"/>
+    <w:uiPriority w:val="30"/>
+    <w:qFormat/>
+    <w:rsid w:val="001A1108"/>
+    <w:pPr>
+      <w:pBdr>
+        <w:top w:val="single" w:sz="4" w:space="10" w:color="0F4761" w:themeColor="accent1" w:themeShade="BF"/>
+        <w:bottom w:val="single" w:sz="4" w:space="10" w:color="0F4761" w:themeColor="accent1" w:themeShade="BF"/>
+      </w:pBdr>
+      <w:spacing w:before="360" w:after="360"/>
+      <w:ind w:left="864" w:right="864"/>
+      <w:jc w:val="center"/>
+    </w:pPr>
+    <w:rPr>
+      <w:i/>
+      <w:iCs/>
+      <w:color w:val="0F4761" w:themeColor="accent1" w:themeShade="BF"/>
+    </w:rPr>
+  </w:style>
+  <w:style w:type="character" w:customStyle="1" w:styleId="IntenseQuoteChar">
+    <w:name w:val="Intense Quote Char"/>
+    <w:basedOn w:val="DefaultParagraphFont"/>
+    <w:link w:val="IntenseQuote"/>
+    <w:uiPriority w:val="30"/>
+    <w:rsid w:val="001A1108"/>
+    <w:rPr>
+      <w:i/>
+      <w:iCs/>
+      <w:color w:val="0F4761" w:themeColor="accent1" w:themeShade="BF"/>
+    </w:rPr>
+  </w:style>
+  <w:style w:type="character" w:styleId="IntenseReference">
+    <w:name w:val="Intense Reference"/>
+    <w:basedOn w:val="DefaultParagraphFont"/>
+    <w:uiPriority w:val="32"/>
+    <w:qFormat/>
+    <w:rsid w:val="001A1108"/>
+    <w:rPr>
+      <w:b/>
+      <w:bCs/>
+      <w:smallCaps/>
+      <w:color w:val="0F4761" w:themeColor="accent1" w:themeShade="BF"/>
+      <w:spacing w:val="5"/>
     </w:rPr>
   </w:style>
 </w:styles>
@@ -1546,44 +1926,44 @@
         <a:sysClr val="window" lastClr="FFFFFF"/>
       </a:lt1>
       <a:dk2>
-        <a:srgbClr val="1F497D"/>
+        <a:srgbClr val="0E2841"/>
       </a:dk2>
       <a:lt2>
-        <a:srgbClr val="EEECE1"/>
+        <a:srgbClr val="E8E8E8"/>
       </a:lt2>
       <a:accent1>
-        <a:srgbClr val="4F81BD"/>
+        <a:srgbClr val="156082"/>
       </a:accent1>
       <a:accent2>
-        <a:srgbClr val="C0504D"/>
+        <a:srgbClr val="E97132"/>
       </a:accent2>
       <a:accent3>
-        <a:srgbClr val="9BBB59"/>
+        <a:srgbClr val="196B24"/>
       </a:accent3>
       <a:accent4>
-        <a:srgbClr val="8064A2"/>
+        <a:srgbClr val="0F9ED5"/>
       </a:accent4>
       <a:accent5>
-        <a:srgbClr val="4BACC6"/>
+        <a:srgbClr val="A02B93"/>
       </a:accent5>
       <a:accent6>
-        <a:srgbClr val="F79646"/>
+        <a:srgbClr val="4EA72E"/>
       </a:accent6>
       <a:hlink>
-        <a:srgbClr val="0000FF"/>
+        <a:srgbClr val="467886"/>
       </a:hlink>
       <a:folHlink>
-        <a:srgbClr val="800080"/>
+        <a:srgbClr val="96607D"/>
       </a:folHlink>
     </a:clrScheme>
     <a:fontScheme name="Office">
       <a:majorFont>
-        <a:latin typeface="Calibri"/>
+        <a:latin typeface="Aptos Display" panose="02110004020202020204"/>
         <a:ea typeface=""/>
         <a:cs typeface=""/>
-        <a:font script="Jpan" typeface="ＭＳ ゴシック"/>
+        <a:font script="Jpan" typeface="游ゴシック Light"/>
         <a:font script="Hang" typeface="맑은 고딕"/>
-        <a:font script="Hans" typeface="宋体"/>
+        <a:font script="Hans" typeface="等线 Light"/>
         <a:font script="Hant" typeface="新細明體"/>
         <a:font script="Arab" typeface="Times New Roman"/>
         <a:font script="Hebr" typeface="Times New Roman"/>
@@ -1611,14 +1991,31 @@
         <a:font script="Viet" typeface="Times New Roman"/>
         <a:font script="Uigh" typeface="Microsoft Uighur"/>
         <a:font script="Geor" typeface="Sylfaen"/>
+        <a:font script="Armn" typeface="Arial"/>
+        <a:font script="Bugi" typeface="Leelawadee UI"/>
+        <a:font script="Bopo" typeface="Microsoft JhengHei"/>
+        <a:font script="Java" typeface="Javanese Text"/>
+        <a:font script="Lisu" typeface="Segoe UI"/>
+        <a:font script="Mymr" typeface="Myanmar Text"/>
+        <a:font script="Nkoo" typeface="Ebrima"/>
+        <a:font script="Olck" typeface="Nirmala UI"/>
+        <a:font script="Osma" typeface="Ebrima"/>
+        <a:font script="Phag" typeface="Phagspa"/>
+        <a:font script="Syrn" typeface="Estrangelo Edessa"/>
+        <a:font script="Syrj" typeface="Estrangelo Edessa"/>
+        <a:font script="Syre" typeface="Estrangelo Edessa"/>
+        <a:font script="Sora" typeface="Nirmala UI"/>
+        <a:font script="Tale" typeface="Microsoft Tai Le"/>
+        <a:font script="Talu" typeface="Microsoft New Tai Lue"/>
+        <a:font script="Tfng" typeface="Ebrima"/>
       </a:majorFont>
       <a:minorFont>
-        <a:latin typeface="Cambria"/>
+        <a:latin typeface="Aptos" panose="02110004020202020204"/>
         <a:ea typeface=""/>
         <a:cs typeface=""/>
-        <a:font script="Jpan" typeface="ＭＳ 明朝"/>
+        <a:font script="Jpan" typeface="游明朝"/>
         <a:font script="Hang" typeface="맑은 고딕"/>
-        <a:font script="Hans" typeface="宋体"/>
+        <a:font script="Hans" typeface="等线"/>
         <a:font script="Hant" typeface="新細明體"/>
         <a:font script="Arab" typeface="Arial"/>
         <a:font script="Hebr" typeface="Arial"/>
@@ -1646,6 +2043,23 @@
         <a:font script="Viet" typeface="Arial"/>
         <a:font script="Uigh" typeface="Microsoft Uighur"/>
         <a:font script="Geor" typeface="Sylfaen"/>
+        <a:font script="Armn" typeface="Arial"/>
+        <a:font script="Bugi" typeface="Leelawadee UI"/>
+        <a:font script="Bopo" typeface="Microsoft JhengHei"/>
+        <a:font script="Java" typeface="Javanese Text"/>
+        <a:font script="Lisu" typeface="Segoe UI"/>
+        <a:font script="Mymr" typeface="Myanmar Text"/>
+        <a:font script="Nkoo" typeface="Ebrima"/>
+        <a:font script="Olck" typeface="Nirmala UI"/>
+        <a:font script="Osma" typeface="Ebrima"/>
+        <a:font script="Phag" typeface="Phagspa"/>
+        <a:font script="Syrn" typeface="Estrangelo Edessa"/>
+        <a:font script="Syrj" typeface="Estrangelo Edessa"/>
+        <a:font script="Syre" typeface="Estrangelo Edessa"/>
+        <a:font script="Sora" typeface="Nirmala UI"/>
+        <a:font script="Tale" typeface="Microsoft Tai Le"/>
+        <a:font script="Talu" typeface="Microsoft New Tai Lue"/>
+        <a:font script="Tfng" typeface="Ebrima"/>
       </a:minorFont>
     </a:fontScheme>
     <a:fmtScheme name="Office">
@@ -1657,180 +2071,136 @@
           <a:gsLst>
             <a:gs pos="0">
               <a:schemeClr val="phClr">
-                <a:tint val="50000"/>
-                <a:satMod val="300000"/>
+                <a:lumMod val="110000"/>
+                <a:satMod val="105000"/>
+                <a:tint val="67000"/>
               </a:schemeClr>
             </a:gs>
-            <a:gs pos="35000">
+            <a:gs pos="50000">
               <a:schemeClr val="phClr">
-                <a:tint val="37000"/>
-                <a:satMod val="300000"/>
+                <a:lumMod val="105000"/>
+                <a:satMod val="103000"/>
+                <a:tint val="73000"/>
               </a:schemeClr>
             </a:gs>
             <a:gs pos="100000">
               <a:schemeClr val="phClr">
-                <a:tint val="15000"/>
-                <a:satMod val="350000"/>
+                <a:lumMod val="105000"/>
+                <a:satMod val="109000"/>
+                <a:tint val="81000"/>
               </a:schemeClr>
             </a:gs>
           </a:gsLst>
-          <a:lin ang="16200000" scaled="1"/>
+          <a:lin ang="5400000" scaled="0"/>
         </a:gradFill>
         <a:gradFill rotWithShape="1">
           <a:gsLst>
             <a:gs pos="0">
               <a:schemeClr val="phClr">
-                <a:tint val="100000"/>
+                <a:satMod val="103000"/>
+                <a:lumMod val="102000"/>
+                <a:tint val="94000"/>
+              </a:schemeClr>
+            </a:gs>
+            <a:gs pos="50000">
+              <a:schemeClr val="phClr">
+                <a:satMod val="110000"/>
+                <a:lumMod val="100000"/>
                 <a:shade val="100000"/>
-                <a:satMod val="130000"/>
               </a:schemeClr>
             </a:gs>
             <a:gs pos="100000">
               <a:schemeClr val="phClr">
-                <a:tint val="50000"/>
-                <a:shade val="100000"/>
-                <a:satMod val="350000"/>
+                <a:lumMod val="99000"/>
+                <a:satMod val="120000"/>
+                <a:shade val="78000"/>
               </a:schemeClr>
             </a:gs>
           </a:gsLst>
-          <a:lin ang="16200000" scaled="0"/>
+          <a:lin ang="5400000" scaled="0"/>
         </a:gradFill>
       </a:fillStyleLst>
       <a:lnStyleLst>
-        <a:ln w="9525" cap="flat" cmpd="sng" algn="ctr">
+        <a:ln w="12700" cap="flat" cmpd="sng" algn="ctr">
           <a:solidFill>
-            <a:schemeClr val="phClr">
-              <a:shade val="95000"/>
-              <a:satMod val="105000"/>
-            </a:schemeClr>
+            <a:schemeClr val="phClr"/>
           </a:solidFill>
           <a:prstDash val="solid"/>
+          <a:miter lim="800000"/>
+        </a:ln>
+        <a:ln w="19050" cap="flat" cmpd="sng" algn="ctr">
+          <a:solidFill>
+            <a:schemeClr val="phClr"/>
+          </a:solidFill>
+          <a:prstDash val="solid"/>
+          <a:miter lim="800000"/>
         </a:ln>
         <a:ln w="25400" cap="flat" cmpd="sng" algn="ctr">
           <a:solidFill>
             <a:schemeClr val="phClr"/>
           </a:solidFill>
           <a:prstDash val="solid"/>
-        </a:ln>
-        <a:ln w="38100" cap="flat" cmpd="sng" algn="ctr">
-          <a:solidFill>
-            <a:schemeClr val="phClr"/>
-          </a:solidFill>
-          <a:prstDash val="solid"/>
+          <a:miter lim="800000"/>
         </a:ln>
       </a:lnStyleLst>
       <a:effectStyleLst>
         <a:effectStyle>
+          <a:effectLst/>
+        </a:effectStyle>
+        <a:effectStyle>
+          <a:effectLst/>
+        </a:effectStyle>
+        <a:effectStyle>
           <a:effectLst>
-            <a:outerShdw blurRad="40000" dist="20000" dir="5400000" rotWithShape="0">
+            <a:outerShdw blurRad="57150" dist="19050" dir="5400000" algn="ctr" rotWithShape="0">
               <a:srgbClr val="000000">
-                <a:alpha val="38000"/>
+                <a:alpha val="63000"/>
               </a:srgbClr>
             </a:outerShdw>
           </a:effectLst>
-        </a:effectStyle>
-        <a:effectStyle>
-          <a:effectLst>
-            <a:outerShdw blurRad="40000" dist="23000" dir="5400000" rotWithShape="0">
-              <a:srgbClr val="000000">
-                <a:alpha val="35000"/>
-              </a:srgbClr>
-            </a:outerShdw>
-          </a:effectLst>
-        </a:effectStyle>
-        <a:effectStyle>
-          <a:effectLst>
-            <a:outerShdw blurRad="40000" dist="23000" dir="5400000" rotWithShape="0">
-              <a:srgbClr val="000000">
-                <a:alpha val="35000"/>
-              </a:srgbClr>
-            </a:outerShdw>
-          </a:effectLst>
-          <a:scene3d>
-            <a:camera prst="orthographicFront">
-              <a:rot lat="0" lon="0" rev="0"/>
-            </a:camera>
-            <a:lightRig rig="threePt" dir="t">
-              <a:rot lat="0" lon="0" rev="1200000"/>
-            </a:lightRig>
-          </a:scene3d>
-          <a:sp3d>
-            <a:bevelT w="63500" h="25400"/>
-          </a:sp3d>
         </a:effectStyle>
       </a:effectStyleLst>
       <a:bgFillStyleLst>
         <a:solidFill>
           <a:schemeClr val="phClr"/>
         </a:solidFill>
+        <a:solidFill>
+          <a:schemeClr val="phClr">
+            <a:tint val="95000"/>
+            <a:satMod val="170000"/>
+          </a:schemeClr>
+        </a:solidFill>
         <a:gradFill rotWithShape="1">
           <a:gsLst>
             <a:gs pos="0">
               <a:schemeClr val="phClr">
-                <a:tint val="40000"/>
-                <a:satMod val="350000"/>
+                <a:tint val="93000"/>
+                <a:satMod val="150000"/>
+                <a:shade val="98000"/>
+                <a:lumMod val="102000"/>
               </a:schemeClr>
             </a:gs>
-            <a:gs pos="40000">
+            <a:gs pos="50000">
               <a:schemeClr val="phClr">
-                <a:tint val="45000"/>
-                <a:shade val="99000"/>
-                <a:satMod val="350000"/>
+                <a:tint val="98000"/>
+                <a:satMod val="130000"/>
+                <a:shade val="90000"/>
+                <a:lumMod val="103000"/>
               </a:schemeClr>
             </a:gs>
             <a:gs pos="100000">
               <a:schemeClr val="phClr">
-                <a:shade val="20000"/>
-                <a:satMod val="255000"/>
+                <a:shade val="63000"/>
+                <a:satMod val="120000"/>
               </a:schemeClr>
             </a:gs>
           </a:gsLst>
-          <a:path path="circle">
-            <a:fillToRect l="50000" t="-80000" r="50000" b="180000"/>
-          </a:path>
-        </a:gradFill>
-        <a:gradFill rotWithShape="1">
-          <a:gsLst>
-            <a:gs pos="0">
-              <a:schemeClr val="phClr">
-                <a:tint val="80000"/>
-                <a:satMod val="300000"/>
-              </a:schemeClr>
-            </a:gs>
-            <a:gs pos="100000">
-              <a:schemeClr val="phClr">
-                <a:shade val="30000"/>
-                <a:satMod val="200000"/>
-              </a:schemeClr>
-            </a:gs>
-          </a:gsLst>
-          <a:path path="circle">
-            <a:fillToRect l="50000" t="50000" r="50000" b="50000"/>
-          </a:path>
+          <a:lin ang="5400000" scaled="0"/>
         </a:gradFill>
       </a:bgFillStyleLst>
     </a:fmtScheme>
   </a:themeElements>
   <a:objectDefaults>
-    <a:spDef>
-      <a:spPr/>
-      <a:bodyPr/>
-      <a:lstStyle/>
-      <a:style>
-        <a:lnRef idx="1">
-          <a:schemeClr val="accent1"/>
-        </a:lnRef>
-        <a:fillRef idx="3">
-          <a:schemeClr val="accent1"/>
-        </a:fillRef>
-        <a:effectRef idx="2">
-          <a:schemeClr val="accent1"/>
-        </a:effectRef>
-        <a:fontRef idx="minor">
-          <a:schemeClr val="lt1"/>
-        </a:fontRef>
-      </a:style>
-    </a:spDef>
     <a:lnDef>
       <a:spPr/>
       <a:bodyPr/>
@@ -1852,5 +2222,10 @@
     </a:lnDef>
   </a:objectDefaults>
   <a:extraClrSchemeLst/>
+  <a:extLst>
+    <a:ext uri="{05A4C25C-085E-4340-85A3-A5531E510DB2}">
+      <thm15:themeFamily xmlns:thm15="http://schemas.microsoft.com/office/thememl/2012/main" name="Office Theme" id="{2E142A2C-CD16-42D6-873A-C26D2A0506FA}" vid="{1BDDFF52-6CD6-40A5-AB3C-68EB2F1E4D0A}"/>
+    </a:ext>
+  </a:extLst>
 </a:theme>
 </file>